--- a/Resume(Update).docx
+++ b/Resume(Update).docx
@@ -3,13 +3,701 @@
 <w:document xmlns:wpc="http://schemas.microsoft.com/office/word/2010/wordprocessingCanvas" xmlns:mc="http://schemas.openxmlformats.org/markup-compatibility/2006" xmlns:o="urn:schemas-microsoft-com:office:office" xmlns:r="http://schemas.openxmlformats.org/officeDocument/2006/relationships" xmlns:m="http://schemas.openxmlformats.org/officeDocument/2006/math" xmlns:v="urn:schemas-microsoft-com:vml" xmlns:wp14="http://schemas.microsoft.com/office/word/2010/wordprocessingDrawing" xmlns:wp="http://schemas.openxmlformats.org/drawingml/2006/wordprocessingDrawing" xmlns:w="http://schemas.openxmlformats.org/wordprocessingml/2006/main" xmlns:w14="http://schemas.microsoft.com/office/word/2010/wordml" xmlns:w10="urn:schemas-microsoft-com:office:word" xmlns:w15="http://schemas.microsoft.com/office/word/2012/wordml" xmlns:wpg="http://schemas.microsoft.com/office/word/2010/wordprocessingGroup" xmlns:wpi="http://schemas.microsoft.com/office/word/2010/wordprocessingInk" xmlns:wne="http://schemas.microsoft.com/office/word/2006/wordml" xmlns:wps="http://schemas.microsoft.com/office/word/2010/wordprocessingShape" xmlns:wpsCustomData="http://www.wps.cn/officeDocument/2013/wpsCustomData" mc:Ignorable="w14 w15 wp14">
   <w:body>
     <w:p>
-      <w:bookmarkStart w:id="0" w:name="_GoBack"/>
-      <w:bookmarkEnd w:id="0"/>
+      <w:r>
+        <w:rPr>
+          <w:sz w:val="22"/>
+        </w:rPr>
+        <mc:AlternateContent>
+          <mc:Choice Requires="wps">
+            <w:drawing>
+              <wp:anchor distT="0" distB="0" distL="114300" distR="114300" simplePos="0" relativeHeight="251682816" behindDoc="0" locked="0" layoutInCell="1" allowOverlap="1">
+                <wp:simplePos x="0" y="0"/>
+                <wp:positionH relativeFrom="column">
+                  <wp:posOffset>-285115</wp:posOffset>
+                </wp:positionH>
+                <wp:positionV relativeFrom="paragraph">
+                  <wp:posOffset>7412355</wp:posOffset>
+                </wp:positionV>
+                <wp:extent cx="2483485" cy="2634615"/>
+                <wp:effectExtent l="0" t="0" r="635" b="1905"/>
+                <wp:wrapNone/>
+                <wp:docPr id="13" name="Text Box 13"/>
+                <wp:cNvGraphicFramePr/>
+                <a:graphic xmlns:a="http://schemas.openxmlformats.org/drawingml/2006/main">
+                  <a:graphicData uri="http://schemas.microsoft.com/office/word/2010/wordprocessingShape">
+                    <wps:wsp>
+                      <wps:cNvSpPr txBox="1"/>
+                      <wps:spPr>
+                        <a:xfrm>
+                          <a:off x="354965" y="8060055"/>
+                          <a:ext cx="2483485" cy="2634615"/>
+                        </a:xfrm>
+                        <a:prstGeom prst="rect">
+                          <a:avLst/>
+                        </a:prstGeom>
+                        <a:gradFill>
+                          <a:gsLst>
+                            <a:gs pos="0">
+                              <a:schemeClr val="accent4">
+                                <a:lumMod val="110000"/>
+                                <a:satMod val="105000"/>
+                                <a:tint val="67000"/>
+                              </a:schemeClr>
+                            </a:gs>
+                            <a:gs pos="50000">
+                              <a:schemeClr val="accent4">
+                                <a:lumMod val="105000"/>
+                                <a:satMod val="103000"/>
+                                <a:tint val="73000"/>
+                              </a:schemeClr>
+                            </a:gs>
+                            <a:gs pos="100000">
+                              <a:schemeClr val="accent4">
+                                <a:lumMod val="105000"/>
+                                <a:satMod val="109000"/>
+                                <a:tint val="81000"/>
+                              </a:schemeClr>
+                            </a:gs>
+                            <a:gs pos="50000">
+                              <a:schemeClr val="accent1"/>
+                            </a:gs>
+                            <a:gs pos="0">
+                              <a:schemeClr val="accent1">
+                                <a:lumMod val="25000"/>
+                                <a:lumOff val="75000"/>
+                              </a:schemeClr>
+                            </a:gs>
+                            <a:gs pos="100000">
+                              <a:schemeClr val="accent1">
+                                <a:lumMod val="85000"/>
+                              </a:schemeClr>
+                            </a:gs>
+                          </a:gsLst>
+                          <a:lin ang="5400000" scaled="1"/>
+                        </a:gradFill>
+                      </wps:spPr>
+                      <wps:style>
+                        <a:lnRef idx="0">
+                          <a:srgbClr val="FFFFFF"/>
+                        </a:lnRef>
+                        <a:fillRef idx="2">
+                          <a:schemeClr val="accent4"/>
+                        </a:fillRef>
+                        <a:effectRef idx="0">
+                          <a:srgbClr val="FFFFFF"/>
+                        </a:effectRef>
+                        <a:fontRef idx="minor">
+                          <a:schemeClr val="lt1"/>
+                        </a:fontRef>
+                      </wps:style>
+                      <wps:txbx>
+                        <w:txbxContent>
+                          <w:p>
+                            <w:pPr>
+                              <w:rPr>
+                                <w:rFonts w:hint="default"/>
+                                <w:color w:val="44546A" w:themeColor="text2"/>
+                                <w14:textFill>
+                                  <w14:solidFill>
+                                    <w14:schemeClr w14:val="tx2"/>
+                                  </w14:solidFill>
+                                </w14:textFill>
+                              </w:rPr>
+                            </w:pPr>
+                            <w:r>
+                              <w:rPr>
+                                <w:rFonts w:hint="default"/>
+                              </w:rPr>
+                              <w:t>•</w:t>
+                            </w:r>
+                            <w:r>
+                              <w:rPr>
+                                <w:rFonts w:hint="default"/>
+                                <w:color w:val="44546A" w:themeColor="text2"/>
+                                <w14:textFill>
+                                  <w14:solidFill>
+                                    <w14:schemeClr w14:val="tx2"/>
+                                  </w14:solidFill>
+                                </w14:textFill>
+                              </w:rPr>
+                              <w:t>Book Borrowing Management System</w:t>
+                            </w:r>
+                          </w:p>
+                          <w:p>
+                            <w:pPr>
+                              <w:rPr>
+                                <w:rFonts w:hint="default"/>
+                                <w:color w:val="FFFFFF" w:themeColor="background1"/>
+                                <w14:glow w14:rad="0">
+                                  <w14:srgbClr w14:val="000000"/>
+                                </w14:glow>
+                                <w14:shadow w14:blurRad="38100" w14:dist="25400" w14:dir="5400000" w14:sx="100000" w14:sy="100000" w14:kx="0" w14:ky="0" w14:algn="ctr">
+                                  <w14:srgbClr w14:val="6E747A">
+                                    <w14:alpha w14:val="57000"/>
+                                  </w14:srgbClr>
+                                </w14:shadow>
+                                <w14:reflection w14:blurRad="0" w14:stA="0" w14:stPos="0" w14:endA="0" w14:endPos="0" w14:dist="0" w14:dir="0" w14:fadeDir="0" w14:sx="0" w14:sy="0" w14:kx="0" w14:ky="0" w14:algn="none"/>
+                                <w14:textFill>
+                                  <w14:solidFill>
+                                    <w14:schemeClr w14:val="bg1"/>
+                                  </w14:solidFill>
+                                </w14:textFill>
+                                <w14:props3d w14:extrusionH="0" w14:contourW="0" w14:prstMaterial="clear"/>
+                              </w:rPr>
+                            </w:pPr>
+                            <w:r>
+                              <w:rPr>
+                                <w:rFonts w:hint="default"/>
+                                <w:color w:val="44546A" w:themeColor="text2"/>
+                                <w14:textFill>
+                                  <w14:solidFill>
+                                    <w14:schemeClr w14:val="tx2"/>
+                                  </w14:solidFill>
+                                </w14:textFill>
+                              </w:rPr>
+                              <w:t>Platform : Web Technology:HTML,CSS,JavaScript,AJAX, MySQL,MVC</w:t>
+                            </w:r>
+                          </w:p>
+                          <w:p>
+                            <w:pPr>
+                              <w:rPr>
+                                <w:rFonts w:hint="default"/>
+                                <w:color w:val="44546A" w:themeColor="text2"/>
+                                <w14:textFill>
+                                  <w14:solidFill>
+                                    <w14:schemeClr w14:val="tx2"/>
+                                  </w14:solidFill>
+                                </w14:textFill>
+                              </w:rPr>
+                            </w:pPr>
+                            <w:r>
+                              <w:rPr>
+                                <w:rFonts w:hint="default"/>
+                                <w:color w:val="44546A" w:themeColor="text2"/>
+                                <w14:textFill>
+                                  <w14:solidFill>
+                                    <w14:schemeClr w14:val="tx2"/>
+                                  </w14:solidFill>
+                                </w14:textFill>
+                              </w:rPr>
+                              <w:t>Link:https://github.com/imrancaptain/Project</w:t>
+                            </w:r>
+                          </w:p>
+                          <w:p>
+                            <w:pPr>
+                              <w:rPr>
+                                <w:rFonts w:hint="default"/>
+                                <w:color w:val="44546A" w:themeColor="text2"/>
+                                <w14:textFill>
+                                  <w14:solidFill>
+                                    <w14:schemeClr w14:val="tx2"/>
+                                  </w14:solidFill>
+                                </w14:textFill>
+                              </w:rPr>
+                            </w:pPr>
+                            <w:r>
+                              <w:rPr>
+                                <w:rFonts w:hint="default"/>
+                                <w:color w:val="44546A" w:themeColor="text2"/>
+                                <w14:textFill>
+                                  <w14:solidFill>
+                                    <w14:schemeClr w14:val="tx2"/>
+                                  </w14:solidFill>
+                                </w14:textFill>
+                              </w:rPr>
+                              <w:t>•Metrorail-Station Management System</w:t>
+                            </w:r>
+                          </w:p>
+                          <w:p>
+                            <w:pPr>
+                              <w:rPr>
+                                <w:rFonts w:hint="default"/>
+                                <w:color w:val="44546A" w:themeColor="text2"/>
+                                <w14:textFill>
+                                  <w14:solidFill>
+                                    <w14:schemeClr w14:val="tx2"/>
+                                  </w14:solidFill>
+                                </w14:textFill>
+                              </w:rPr>
+                            </w:pPr>
+                            <w:r>
+                              <w:rPr>
+                                <w:rFonts w:hint="default"/>
+                                <w:color w:val="44546A" w:themeColor="text2"/>
+                                <w14:textFill>
+                                  <w14:solidFill>
+                                    <w14:schemeClr w14:val="tx2"/>
+                                  </w14:solidFill>
+                                </w14:textFill>
+                              </w:rPr>
+                              <w:t>Platform:C# Technology:.Net</w:t>
+                            </w:r>
+                          </w:p>
+                          <w:p>
+                            <w:pPr>
+                              <w:rPr>
+                                <w:rFonts w:hint="default"/>
+                                <w:color w:val="44546A" w:themeColor="text2"/>
+                                <w14:textFill>
+                                  <w14:solidFill>
+                                    <w14:schemeClr w14:val="tx2"/>
+                                  </w14:solidFill>
+                                </w14:textFill>
+                              </w:rPr>
+                            </w:pPr>
+                            <w:r>
+                              <w:rPr>
+                                <w:rFonts w:hint="default"/>
+                                <w:color w:val="44546A" w:themeColor="text2"/>
+                                <w14:textFill>
+                                  <w14:solidFill>
+                                    <w14:schemeClr w14:val="tx2"/>
+                                  </w14:solidFill>
+                                </w14:textFill>
+                              </w:rPr>
+                              <w:t>Link:https://github.com/imrancaptain/Project</w:t>
+                            </w:r>
+                          </w:p>
+                          <w:p>
+                            <w:pPr>
+                              <w:rPr>
+                                <w:color w:val="44546A" w:themeColor="text2"/>
+                                <w14:textFill>
+                                  <w14:solidFill>
+                                    <w14:schemeClr w14:val="tx2"/>
+                                  </w14:solidFill>
+                                </w14:textFill>
+                              </w:rPr>
+                            </w:pPr>
+                            <w:r>
+                              <w:rPr>
+                                <w:rFonts w:hint="default"/>
+                                <w:color w:val="44546A" w:themeColor="text2"/>
+                                <w14:textFill>
+                                  <w14:solidFill>
+                                    <w14:schemeClr w14:val="tx2"/>
+                                  </w14:solidFill>
+                                </w14:textFill>
+                              </w:rPr>
+                              <w:t>/</w:t>
+                            </w:r>
+                          </w:p>
+                        </w:txbxContent>
+                      </wps:txbx>
+                      <wps:bodyPr rot="0" spcFirstLastPara="0" vertOverflow="overflow" horzOverflow="overflow" vert="horz" wrap="square" lIns="91440" tIns="45720" rIns="91440" bIns="45720" numCol="1" spcCol="0" rtlCol="0" fromWordArt="0" anchor="t" anchorCtr="0" forceAA="0" compatLnSpc="1">
+                        <a:noAutofit/>
+                      </wps:bodyPr>
+                    </wps:wsp>
+                  </a:graphicData>
+                </a:graphic>
+              </wp:anchor>
+            </w:drawing>
+          </mc:Choice>
+          <mc:Fallback>
+            <w:pict>
+              <v:shape id="_x0000_s1026" o:spid="_x0000_s1026" o:spt="202" type="#_x0000_t202" style="position:absolute;left:0pt;margin-left:-22.45pt;margin-top:583.65pt;height:207.45pt;width:195.55pt;z-index:251682816;mso-width-relative:page;mso-height-relative:page;" fillcolor="#FFDD9C [3527]" filled="t" stroked="f" coordsize="21600,21600" o:gfxdata="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">
+                <v:fill type="gradient" on="t" color2="#3660AB [2724]" colors="0f #FFDD9C;0f #D0DCF0;32768f #FFD78E;32768f #4472C4;65536f #FFD479;65536f #3660AB" focus="100%" focussize="0,0" rotate="t"/>
+                <v:stroke on="f"/>
+                <v:imagedata o:title=""/>
+                <o:lock v:ext="edit" aspectratio="f"/>
+                <v:textbox>
+                  <w:txbxContent>
+                    <w:p>
+                      <w:pPr>
+                        <w:rPr>
+                          <w:rFonts w:hint="default"/>
+                          <w:color w:val="44546A" w:themeColor="text2"/>
+                          <w14:textFill>
+                            <w14:solidFill>
+                              <w14:schemeClr w14:val="tx2"/>
+                            </w14:solidFill>
+                          </w14:textFill>
+                        </w:rPr>
+                      </w:pPr>
+                      <w:r>
+                        <w:rPr>
+                          <w:rFonts w:hint="default"/>
+                        </w:rPr>
+                        <w:t>•</w:t>
+                      </w:r>
+                      <w:r>
+                        <w:rPr>
+                          <w:rFonts w:hint="default"/>
+                          <w:color w:val="44546A" w:themeColor="text2"/>
+                          <w14:textFill>
+                            <w14:solidFill>
+                              <w14:schemeClr w14:val="tx2"/>
+                            </w14:solidFill>
+                          </w14:textFill>
+                        </w:rPr>
+                        <w:t>Book Borrowing Management System</w:t>
+                      </w:r>
+                    </w:p>
+                    <w:p>
+                      <w:pPr>
+                        <w:rPr>
+                          <w:rFonts w:hint="default"/>
+                          <w:color w:val="FFFFFF" w:themeColor="background1"/>
+                          <w14:glow w14:rad="0">
+                            <w14:srgbClr w14:val="000000"/>
+                          </w14:glow>
+                          <w14:shadow w14:blurRad="38100" w14:dist="25400" w14:dir="5400000" w14:sx="100000" w14:sy="100000" w14:kx="0" w14:ky="0" w14:algn="ctr">
+                            <w14:srgbClr w14:val="6E747A">
+                              <w14:alpha w14:val="57000"/>
+                            </w14:srgbClr>
+                          </w14:shadow>
+                          <w14:reflection w14:blurRad="0" w14:stA="0" w14:stPos="0" w14:endA="0" w14:endPos="0" w14:dist="0" w14:dir="0" w14:fadeDir="0" w14:sx="0" w14:sy="0" w14:kx="0" w14:ky="0" w14:algn="none"/>
+                          <w14:textFill>
+                            <w14:solidFill>
+                              <w14:schemeClr w14:val="bg1"/>
+                            </w14:solidFill>
+                          </w14:textFill>
+                          <w14:props3d w14:extrusionH="0" w14:contourW="0" w14:prstMaterial="clear"/>
+                        </w:rPr>
+                      </w:pPr>
+                      <w:r>
+                        <w:rPr>
+                          <w:rFonts w:hint="default"/>
+                          <w:color w:val="44546A" w:themeColor="text2"/>
+                          <w14:textFill>
+                            <w14:solidFill>
+                              <w14:schemeClr w14:val="tx2"/>
+                            </w14:solidFill>
+                          </w14:textFill>
+                        </w:rPr>
+                        <w:t>Platform : Web Technology:HTML,CSS,JavaScript,AJAX, MySQL,MVC</w:t>
+                      </w:r>
+                    </w:p>
+                    <w:p>
+                      <w:pPr>
+                        <w:rPr>
+                          <w:rFonts w:hint="default"/>
+                          <w:color w:val="44546A" w:themeColor="text2"/>
+                          <w14:textFill>
+                            <w14:solidFill>
+                              <w14:schemeClr w14:val="tx2"/>
+                            </w14:solidFill>
+                          </w14:textFill>
+                        </w:rPr>
+                      </w:pPr>
+                      <w:r>
+                        <w:rPr>
+                          <w:rFonts w:hint="default"/>
+                          <w:color w:val="44546A" w:themeColor="text2"/>
+                          <w14:textFill>
+                            <w14:solidFill>
+                              <w14:schemeClr w14:val="tx2"/>
+                            </w14:solidFill>
+                          </w14:textFill>
+                        </w:rPr>
+                        <w:t>Link:https://github.com/imrancaptain/Project</w:t>
+                      </w:r>
+                    </w:p>
+                    <w:p>
+                      <w:pPr>
+                        <w:rPr>
+                          <w:rFonts w:hint="default"/>
+                          <w:color w:val="44546A" w:themeColor="text2"/>
+                          <w14:textFill>
+                            <w14:solidFill>
+                              <w14:schemeClr w14:val="tx2"/>
+                            </w14:solidFill>
+                          </w14:textFill>
+                        </w:rPr>
+                      </w:pPr>
+                      <w:r>
+                        <w:rPr>
+                          <w:rFonts w:hint="default"/>
+                          <w:color w:val="44546A" w:themeColor="text2"/>
+                          <w14:textFill>
+                            <w14:solidFill>
+                              <w14:schemeClr w14:val="tx2"/>
+                            </w14:solidFill>
+                          </w14:textFill>
+                        </w:rPr>
+                        <w:t>•Metrorail-Station Management System</w:t>
+                      </w:r>
+                    </w:p>
+                    <w:p>
+                      <w:pPr>
+                        <w:rPr>
+                          <w:rFonts w:hint="default"/>
+                          <w:color w:val="44546A" w:themeColor="text2"/>
+                          <w14:textFill>
+                            <w14:solidFill>
+                              <w14:schemeClr w14:val="tx2"/>
+                            </w14:solidFill>
+                          </w14:textFill>
+                        </w:rPr>
+                      </w:pPr>
+                      <w:r>
+                        <w:rPr>
+                          <w:rFonts w:hint="default"/>
+                          <w:color w:val="44546A" w:themeColor="text2"/>
+                          <w14:textFill>
+                            <w14:solidFill>
+                              <w14:schemeClr w14:val="tx2"/>
+                            </w14:solidFill>
+                          </w14:textFill>
+                        </w:rPr>
+                        <w:t>Platform:C# Technology:.Net</w:t>
+                      </w:r>
+                    </w:p>
+                    <w:p>
+                      <w:pPr>
+                        <w:rPr>
+                          <w:rFonts w:hint="default"/>
+                          <w:color w:val="44546A" w:themeColor="text2"/>
+                          <w14:textFill>
+                            <w14:solidFill>
+                              <w14:schemeClr w14:val="tx2"/>
+                            </w14:solidFill>
+                          </w14:textFill>
+                        </w:rPr>
+                      </w:pPr>
+                      <w:r>
+                        <w:rPr>
+                          <w:rFonts w:hint="default"/>
+                          <w:color w:val="44546A" w:themeColor="text2"/>
+                          <w14:textFill>
+                            <w14:solidFill>
+                              <w14:schemeClr w14:val="tx2"/>
+                            </w14:solidFill>
+                          </w14:textFill>
+                        </w:rPr>
+                        <w:t>Link:https://github.com/imrancaptain/Project</w:t>
+                      </w:r>
+                    </w:p>
+                    <w:p>
+                      <w:pPr>
+                        <w:rPr>
+                          <w:color w:val="44546A" w:themeColor="text2"/>
+                          <w14:textFill>
+                            <w14:solidFill>
+                              <w14:schemeClr w14:val="tx2"/>
+                            </w14:solidFill>
+                          </w14:textFill>
+                        </w:rPr>
+                      </w:pPr>
+                      <w:r>
+                        <w:rPr>
+                          <w:rFonts w:hint="default"/>
+                          <w:color w:val="44546A" w:themeColor="text2"/>
+                          <w14:textFill>
+                            <w14:solidFill>
+                              <w14:schemeClr w14:val="tx2"/>
+                            </w14:solidFill>
+                          </w14:textFill>
+                        </w:rPr>
+                        <w:t>/</w:t>
+                      </w:r>
+                    </w:p>
+                  </w:txbxContent>
+                </v:textbox>
+              </v:shape>
+            </w:pict>
+          </mc:Fallback>
+        </mc:AlternateContent>
+      </w:r>
       <w:r>
         <mc:AlternateContent>
           <mc:Choice Requires="wps">
             <w:drawing>
-              <wp:anchor distT="0" distB="0" distL="114300" distR="114300" simplePos="0" relativeHeight="251681792" behindDoc="0" locked="0" layoutInCell="1" allowOverlap="1">
+              <wp:anchor distT="0" distB="0" distL="114300" distR="114300" simplePos="0" relativeHeight="251671552" behindDoc="0" locked="0" layoutInCell="1" allowOverlap="1">
+                <wp:simplePos x="0" y="0"/>
+                <wp:positionH relativeFrom="column">
+                  <wp:posOffset>-150495</wp:posOffset>
+                </wp:positionH>
+                <wp:positionV relativeFrom="paragraph">
+                  <wp:posOffset>8454390</wp:posOffset>
+                </wp:positionV>
+                <wp:extent cx="2037715" cy="495300"/>
+                <wp:effectExtent l="0" t="0" r="0" b="0"/>
+                <wp:wrapNone/>
+                <wp:docPr id="15" name="Text Box 15"/>
+                <wp:cNvGraphicFramePr/>
+                <a:graphic xmlns:a="http://schemas.openxmlformats.org/drawingml/2006/main">
+                  <a:graphicData uri="http://schemas.microsoft.com/office/word/2010/wordprocessingShape">
+                    <wps:wsp>
+                      <wps:cNvSpPr txBox="1"/>
+                      <wps:spPr>
+                        <a:xfrm>
+                          <a:off x="0" y="0"/>
+                          <a:ext cx="2037715" cy="495300"/>
+                        </a:xfrm>
+                        <a:prstGeom prst="rect">
+                          <a:avLst/>
+                        </a:prstGeom>
+                        <a:noFill/>
+                        <a:ln w="6350">
+                          <a:noFill/>
+                        </a:ln>
+                      </wps:spPr>
+                      <wps:txbx>
+                        <w:txbxContent>
+                          <w:p>
+                            <w:pPr>
+                              <w:rPr>
+                                <w:b/>
+                                <w:bCs/>
+                                <w:color w:val="FFFFFF" w:themeColor="background1"/>
+                                <w:sz w:val="40"/>
+                                <w:szCs w:val="40"/>
+                                <w14:textFill>
+                                  <w14:solidFill>
+                                    <w14:schemeClr w14:val="bg1"/>
+                                  </w14:solidFill>
+                                </w14:textFill>
+                              </w:rPr>
+                            </w:pPr>
+                          </w:p>
+                        </w:txbxContent>
+                      </wps:txbx>
+                      <wps:bodyPr rot="0" spcFirstLastPara="0" vertOverflow="overflow" horzOverflow="overflow" vert="horz" wrap="square" lIns="91440" tIns="45720" rIns="91440" bIns="45720" numCol="1" spcCol="0" rtlCol="0" fromWordArt="0" anchor="t" anchorCtr="0" forceAA="0" compatLnSpc="1">
+                        <a:noAutofit/>
+                      </wps:bodyPr>
+                    </wps:wsp>
+                  </a:graphicData>
+                </a:graphic>
+              </wp:anchor>
+            </w:drawing>
+          </mc:Choice>
+          <mc:Fallback>
+            <w:pict>
+              <v:shape id="_x0000_s1026" o:spid="_x0000_s1026" o:spt="202" type="#_x0000_t202" style="position:absolute;left:0pt;margin-left:-11.85pt;margin-top:665.7pt;height:39pt;width:160.45pt;z-index:251671552;mso-width-relative:page;mso-height-relative:page;" filled="f" stroked="f" coordsize="21600,21600" o:gfxdata="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">
+                <v:fill on="f" focussize="0,0"/>
+                <v:stroke on="f" weight="0.5pt"/>
+                <v:imagedata o:title=""/>
+                <o:lock v:ext="edit" aspectratio="f"/>
+                <v:textbox>
+                  <w:txbxContent>
+                    <w:p>
+                      <w:pPr>
+                        <w:rPr>
+                          <w:b/>
+                          <w:bCs/>
+                          <w:color w:val="FFFFFF" w:themeColor="background1"/>
+                          <w:sz w:val="40"/>
+                          <w:szCs w:val="40"/>
+                          <w14:textFill>
+                            <w14:solidFill>
+                              <w14:schemeClr w14:val="bg1"/>
+                            </w14:solidFill>
+                          </w14:textFill>
+                        </w:rPr>
+                      </w:pPr>
+                    </w:p>
+                  </w:txbxContent>
+                </v:textbox>
+              </v:shape>
+            </w:pict>
+          </mc:Fallback>
+        </mc:AlternateContent>
+      </w:r>
+      <w:r>
+        <mc:AlternateContent>
+          <mc:Choice Requires="wps">
+            <w:drawing>
+              <wp:anchor distT="0" distB="0" distL="114300" distR="114300" simplePos="0" relativeHeight="251672576" behindDoc="0" locked="0" layoutInCell="1" allowOverlap="1">
+                <wp:simplePos x="0" y="0"/>
+                <wp:positionH relativeFrom="column">
+                  <wp:posOffset>-279400</wp:posOffset>
+                </wp:positionH>
+                <wp:positionV relativeFrom="paragraph">
+                  <wp:posOffset>9070975</wp:posOffset>
+                </wp:positionV>
+                <wp:extent cx="2250440" cy="1043940"/>
+                <wp:effectExtent l="0" t="0" r="0" b="0"/>
+                <wp:wrapNone/>
+                <wp:docPr id="16" name="Text Box 16"/>
+                <wp:cNvGraphicFramePr/>
+                <a:graphic xmlns:a="http://schemas.openxmlformats.org/drawingml/2006/main">
+                  <a:graphicData uri="http://schemas.microsoft.com/office/word/2010/wordprocessingShape">
+                    <wps:wsp>
+                      <wps:cNvSpPr txBox="1"/>
+                      <wps:spPr>
+                        <a:xfrm>
+                          <a:off x="0" y="0"/>
+                          <a:ext cx="2250440" cy="1043940"/>
+                        </a:xfrm>
+                        <a:prstGeom prst="rect">
+                          <a:avLst/>
+                        </a:prstGeom>
+                        <a:noFill/>
+                        <a:ln w="6350">
+                          <a:noFill/>
+                        </a:ln>
+                      </wps:spPr>
+                      <wps:txbx>
+                        <w:txbxContent>
+                          <w:p>
+                            <w:pPr>
+                              <w:numPr>
+                                <w:numId w:val="0"/>
+                              </w:numPr>
+                              <w:ind w:leftChars="0"/>
+                              <w:rPr>
+                                <w:color w:val="FFFFFF" w:themeColor="background1"/>
+                                <w:sz w:val="24"/>
+                                <w:szCs w:val="24"/>
+                                <w14:textFill>
+                                  <w14:solidFill>
+                                    <w14:schemeClr w14:val="bg1"/>
+                                  </w14:solidFill>
+                                </w14:textFill>
+                              </w:rPr>
+                            </w:pPr>
+                          </w:p>
+                        </w:txbxContent>
+                      </wps:txbx>
+                      <wps:bodyPr rot="0" spcFirstLastPara="0" vertOverflow="overflow" horzOverflow="overflow" vert="horz" wrap="square" lIns="91440" tIns="45720" rIns="91440" bIns="45720" numCol="1" spcCol="0" rtlCol="0" fromWordArt="0" anchor="t" anchorCtr="0" forceAA="0" compatLnSpc="1">
+                        <a:noAutofit/>
+                      </wps:bodyPr>
+                    </wps:wsp>
+                  </a:graphicData>
+                </a:graphic>
+              </wp:anchor>
+            </w:drawing>
+          </mc:Choice>
+          <mc:Fallback>
+            <w:pict>
+              <v:shape id="_x0000_s1026" o:spid="_x0000_s1026" o:spt="202" type="#_x0000_t202" style="position:absolute;left:0pt;margin-left:-22pt;margin-top:714.25pt;height:82.2pt;width:177.2pt;z-index:251672576;mso-width-relative:page;mso-height-relative:page;" filled="f" stroked="f" coordsize="21600,21600" o:gfxdata="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">
+                <v:fill on="f" focussize="0,0"/>
+                <v:stroke on="f" weight="0.5pt"/>
+                <v:imagedata o:title=""/>
+                <o:lock v:ext="edit" aspectratio="f"/>
+                <v:textbox>
+                  <w:txbxContent>
+                    <w:p>
+                      <w:pPr>
+                        <w:numPr>
+                          <w:numId w:val="0"/>
+                        </w:numPr>
+                        <w:ind w:leftChars="0"/>
+                        <w:rPr>
+                          <w:color w:val="FFFFFF" w:themeColor="background1"/>
+                          <w:sz w:val="24"/>
+                          <w:szCs w:val="24"/>
+                          <w14:textFill>
+                            <w14:solidFill>
+                              <w14:schemeClr w14:val="bg1"/>
+                            </w14:solidFill>
+                          </w14:textFill>
+                        </w:rPr>
+                      </w:pPr>
+                    </w:p>
+                  </w:txbxContent>
+                </v:textbox>
+              </v:shape>
+            </w:pict>
+          </mc:Fallback>
+        </mc:AlternateContent>
+      </w:r>
+      <w:r>
+        <mc:AlternateContent>
+          <mc:Choice Requires="wps">
+            <w:drawing>
+              <wp:anchor distT="0" distB="0" distL="114300" distR="114300" simplePos="0" relativeHeight="251680768" behindDoc="0" locked="0" layoutInCell="1" allowOverlap="1">
                 <wp:simplePos x="0" y="0"/>
                 <wp:positionH relativeFrom="column">
                   <wp:posOffset>2488565</wp:posOffset>
@@ -73,7 +761,7 @@
           </mc:Choice>
           <mc:Fallback>
             <w:pict>
-              <v:shape id="_x0000_s1026" o:spid="_x0000_s1026" o:spt="202" type="#_x0000_t202" style="position:absolute;left:0pt;margin-left:195.95pt;margin-top:567.9pt;height:70.85pt;width:163.5pt;z-index:251681792;mso-width-relative:page;mso-height-relative:page;" filled="f" stroked="f" coordsize="21600,21600" o:gfxdata="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">
+              <v:shape id="_x0000_s1026" o:spid="_x0000_s1026" o:spt="202" type="#_x0000_t202" style="position:absolute;left:0pt;margin-left:195.95pt;margin-top:567.9pt;height:70.85pt;width:163.5pt;z-index:251680768;mso-width-relative:page;mso-height-relative:page;" filled="f" stroked="f" coordsize="21600,21600" o:gfxdata="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">
                 <v:fill on="f" focussize="0,0"/>
                 <v:stroke on="f" weight="0.5pt"/>
                 <v:imagedata o:title=""/>
@@ -110,7 +798,7 @@
         <mc:AlternateContent>
           <mc:Choice Requires="wps">
             <w:drawing>
-              <wp:anchor distT="0" distB="0" distL="114300" distR="114300" simplePos="0" relativeHeight="251680768" behindDoc="0" locked="0" layoutInCell="1" allowOverlap="1">
+              <wp:anchor distT="0" distB="0" distL="114300" distR="114300" simplePos="0" relativeHeight="251679744" behindDoc="0" locked="0" layoutInCell="1" allowOverlap="1">
                 <wp:simplePos x="0" y="0"/>
                 <wp:positionH relativeFrom="column">
                   <wp:posOffset>2495550</wp:posOffset>
@@ -159,7 +847,7 @@
           </mc:Choice>
           <mc:Fallback>
             <w:pict>
-              <v:line id="_x0000_s1026" o:spid="_x0000_s1026" o:spt="20" style="position:absolute;left:0pt;margin-left:196.5pt;margin-top:596.85pt;height:0pt;width:324pt;z-index:251680768;mso-width-relative:page;mso-height-relative:page;" filled="f" stroked="t" coordsize="21600,21600" o:gfxdata="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">
+              <v:line id="_x0000_s1026" o:spid="_x0000_s1026" o:spt="20" style="position:absolute;left:0pt;margin-left:196.5pt;margin-top:596.85pt;height:0pt;width:324pt;z-index:251679744;mso-width-relative:page;mso-height-relative:page;" filled="f" stroked="t" coordsize="21600,21600" o:gfxdata="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">
                 <v:fill on="f" focussize="0,0"/>
                 <v:stroke weight="1.5pt" color="#000000 [3200]" miterlimit="8" joinstyle="miter"/>
                 <v:imagedata o:title=""/>
@@ -173,290 +861,7 @@
         <mc:AlternateContent>
           <mc:Choice Requires="wps">
             <w:drawing>
-              <wp:anchor distT="0" distB="0" distL="114300" distR="114300" simplePos="0" relativeHeight="251673600" behindDoc="0" locked="0" layoutInCell="1" allowOverlap="1">
-                <wp:simplePos x="0" y="0"/>
-                <wp:positionH relativeFrom="column">
-                  <wp:posOffset>-279400</wp:posOffset>
-                </wp:positionH>
-                <wp:positionV relativeFrom="paragraph">
-                  <wp:posOffset>8750935</wp:posOffset>
-                </wp:positionV>
-                <wp:extent cx="2250440" cy="1363980"/>
-                <wp:effectExtent l="0" t="0" r="0" b="0"/>
-                <wp:wrapNone/>
-                <wp:docPr id="16" name="Text Box 16"/>
-                <wp:cNvGraphicFramePr/>
-                <a:graphic xmlns:a="http://schemas.openxmlformats.org/drawingml/2006/main">
-                  <a:graphicData uri="http://schemas.microsoft.com/office/word/2010/wordprocessingShape">
-                    <wps:wsp>
-                      <wps:cNvSpPr txBox="1"/>
-                      <wps:spPr>
-                        <a:xfrm>
-                          <a:off x="0" y="0"/>
-                          <a:ext cx="2250440" cy="1363980"/>
-                        </a:xfrm>
-                        <a:prstGeom prst="rect">
-                          <a:avLst/>
-                        </a:prstGeom>
-                        <a:noFill/>
-                        <a:ln w="6350">
-                          <a:noFill/>
-                        </a:ln>
-                      </wps:spPr>
-                      <wps:txbx>
-                        <w:txbxContent>
-                          <w:p>
-                            <w:pPr>
-                              <w:numPr>
-                                <w:ilvl w:val="0"/>
-                                <w:numId w:val="1"/>
-                              </w:numPr>
-                              <w:rPr>
-                                <w:color w:val="FFFFFF" w:themeColor="background1"/>
-                                <w:sz w:val="24"/>
-                                <w:szCs w:val="24"/>
-                                <w14:textFill>
-                                  <w14:solidFill>
-                                    <w14:schemeClr w14:val="bg1"/>
-                                  </w14:solidFill>
-                                </w14:textFill>
-                              </w:rPr>
-                            </w:pPr>
-                            <w:r>
-                              <w:rPr>
-                                <w:color w:val="FFFFFF" w:themeColor="background1"/>
-                                <w:sz w:val="24"/>
-                                <w:szCs w:val="24"/>
-                                <w14:textFill>
-                                  <w14:solidFill>
-                                    <w14:schemeClr w14:val="bg1"/>
-                                  </w14:solidFill>
-                                </w14:textFill>
-                              </w:rPr>
-                              <w:t>Reading</w:t>
-                            </w:r>
-                            <w:r>
-                              <w:rPr>
-                                <w:rFonts w:hint="default"/>
-                                <w:color w:val="FFFFFF" w:themeColor="background1"/>
-                                <w:sz w:val="24"/>
-                                <w:szCs w:val="24"/>
-                                <w:lang w:val="en-US"/>
-                                <w14:textFill>
-                                  <w14:solidFill>
-                                    <w14:schemeClr w14:val="bg1"/>
-                                  </w14:solidFill>
-                                </w14:textFill>
-                              </w:rPr>
-                              <w:t>,Technology and Innovation</w:t>
-                            </w:r>
-                          </w:p>
-                          <w:p>
-                            <w:pPr>
-                              <w:numPr>
-                                <w:ilvl w:val="0"/>
-                                <w:numId w:val="1"/>
-                              </w:numPr>
-                              <w:rPr>
-                                <w:color w:val="FFFFFF" w:themeColor="background1"/>
-                                <w:sz w:val="24"/>
-                                <w:szCs w:val="24"/>
-                                <w14:textFill>
-                                  <w14:solidFill>
-                                    <w14:schemeClr w14:val="bg1"/>
-                                  </w14:solidFill>
-                                </w14:textFill>
-                              </w:rPr>
-                            </w:pPr>
-                            <w:r>
-                              <w:rPr>
-                                <w:rFonts w:hint="default"/>
-                                <w:color w:val="FFFFFF" w:themeColor="background1"/>
-                                <w:sz w:val="24"/>
-                                <w:szCs w:val="24"/>
-                                <w:lang w:val="en-US"/>
-                                <w14:textFill>
-                                  <w14:solidFill>
-                                    <w14:schemeClr w14:val="bg1"/>
-                                  </w14:solidFill>
-                                </w14:textFill>
-                              </w:rPr>
-                              <w:t>Travel and Exploration</w:t>
-                            </w:r>
-                          </w:p>
-                          <w:p>
-                            <w:pPr>
-                              <w:numPr>
-                                <w:ilvl w:val="0"/>
-                                <w:numId w:val="1"/>
-                              </w:numPr>
-                              <w:rPr>
-                                <w:color w:val="FFFFFF" w:themeColor="background1"/>
-                                <w:sz w:val="24"/>
-                                <w:szCs w:val="24"/>
-                                <w14:textFill>
-                                  <w14:solidFill>
-                                    <w14:schemeClr w14:val="bg1"/>
-                                  </w14:solidFill>
-                                </w14:textFill>
-                              </w:rPr>
-                            </w:pPr>
-                            <w:r>
-                              <w:rPr>
-                                <w:color w:val="FFFFFF" w:themeColor="background1"/>
-                                <w:sz w:val="24"/>
-                                <w:szCs w:val="24"/>
-                                <w14:textFill>
-                                  <w14:solidFill>
-                                    <w14:schemeClr w14:val="bg1"/>
-                                  </w14:solidFill>
-                                </w14:textFill>
-                              </w:rPr>
-                              <w:t>Sports</w:t>
-                            </w:r>
-                          </w:p>
-                        </w:txbxContent>
-                      </wps:txbx>
-                      <wps:bodyPr rot="0" spcFirstLastPara="0" vertOverflow="overflow" horzOverflow="overflow" vert="horz" wrap="square" lIns="91440" tIns="45720" rIns="91440" bIns="45720" numCol="1" spcCol="0" rtlCol="0" fromWordArt="0" anchor="t" anchorCtr="0" forceAA="0" compatLnSpc="1">
-                        <a:noAutofit/>
-                      </wps:bodyPr>
-                    </wps:wsp>
-                  </a:graphicData>
-                </a:graphic>
-              </wp:anchor>
-            </w:drawing>
-          </mc:Choice>
-          <mc:Fallback>
-            <w:pict>
-              <v:shape id="_x0000_s1026" o:spid="_x0000_s1026" o:spt="202" type="#_x0000_t202" style="position:absolute;left:0pt;margin-left:-22pt;margin-top:689.05pt;height:107.4pt;width:177.2pt;z-index:251673600;mso-width-relative:page;mso-height-relative:page;" filled="f" stroked="f" coordsize="21600,21600" o:gfxdata="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">
-                <v:fill on="f" focussize="0,0"/>
-                <v:stroke on="f" weight="0.5pt"/>
-                <v:imagedata o:title=""/>
-                <o:lock v:ext="edit" aspectratio="f"/>
-                <v:textbox>
-                  <w:txbxContent>
-                    <w:p>
-                      <w:pPr>
-                        <w:numPr>
-                          <w:ilvl w:val="0"/>
-                          <w:numId w:val="1"/>
-                        </w:numPr>
-                        <w:rPr>
-                          <w:color w:val="FFFFFF" w:themeColor="background1"/>
-                          <w:sz w:val="24"/>
-                          <w:szCs w:val="24"/>
-                          <w14:textFill>
-                            <w14:solidFill>
-                              <w14:schemeClr w14:val="bg1"/>
-                            </w14:solidFill>
-                          </w14:textFill>
-                        </w:rPr>
-                      </w:pPr>
-                      <w:r>
-                        <w:rPr>
-                          <w:color w:val="FFFFFF" w:themeColor="background1"/>
-                          <w:sz w:val="24"/>
-                          <w:szCs w:val="24"/>
-                          <w14:textFill>
-                            <w14:solidFill>
-                              <w14:schemeClr w14:val="bg1"/>
-                            </w14:solidFill>
-                          </w14:textFill>
-                        </w:rPr>
-                        <w:t>Reading</w:t>
-                      </w:r>
-                      <w:r>
-                        <w:rPr>
-                          <w:rFonts w:hint="default"/>
-                          <w:color w:val="FFFFFF" w:themeColor="background1"/>
-                          <w:sz w:val="24"/>
-                          <w:szCs w:val="24"/>
-                          <w:lang w:val="en-US"/>
-                          <w14:textFill>
-                            <w14:solidFill>
-                              <w14:schemeClr w14:val="bg1"/>
-                            </w14:solidFill>
-                          </w14:textFill>
-                        </w:rPr>
-                        <w:t>,Technology and Innovation</w:t>
-                      </w:r>
-                    </w:p>
-                    <w:p>
-                      <w:pPr>
-                        <w:numPr>
-                          <w:ilvl w:val="0"/>
-                          <w:numId w:val="1"/>
-                        </w:numPr>
-                        <w:rPr>
-                          <w:color w:val="FFFFFF" w:themeColor="background1"/>
-                          <w:sz w:val="24"/>
-                          <w:szCs w:val="24"/>
-                          <w14:textFill>
-                            <w14:solidFill>
-                              <w14:schemeClr w14:val="bg1"/>
-                            </w14:solidFill>
-                          </w14:textFill>
-                        </w:rPr>
-                      </w:pPr>
-                      <w:r>
-                        <w:rPr>
-                          <w:rFonts w:hint="default"/>
-                          <w:color w:val="FFFFFF" w:themeColor="background1"/>
-                          <w:sz w:val="24"/>
-                          <w:szCs w:val="24"/>
-                          <w:lang w:val="en-US"/>
-                          <w14:textFill>
-                            <w14:solidFill>
-                              <w14:schemeClr w14:val="bg1"/>
-                            </w14:solidFill>
-                          </w14:textFill>
-                        </w:rPr>
-                        <w:t>Travel and Exploration</w:t>
-                      </w:r>
-                    </w:p>
-                    <w:p>
-                      <w:pPr>
-                        <w:numPr>
-                          <w:ilvl w:val="0"/>
-                          <w:numId w:val="1"/>
-                        </w:numPr>
-                        <w:rPr>
-                          <w:color w:val="FFFFFF" w:themeColor="background1"/>
-                          <w:sz w:val="24"/>
-                          <w:szCs w:val="24"/>
-                          <w14:textFill>
-                            <w14:solidFill>
-                              <w14:schemeClr w14:val="bg1"/>
-                            </w14:solidFill>
-                          </w14:textFill>
-                        </w:rPr>
-                      </w:pPr>
-                      <w:r>
-                        <w:rPr>
-                          <w:color w:val="FFFFFF" w:themeColor="background1"/>
-                          <w:sz w:val="24"/>
-                          <w:szCs w:val="24"/>
-                          <w14:textFill>
-                            <w14:solidFill>
-                              <w14:schemeClr w14:val="bg1"/>
-                            </w14:solidFill>
-                          </w14:textFill>
-                        </w:rPr>
-                        <w:t>Sports</w:t>
-                      </w:r>
-                    </w:p>
-                  </w:txbxContent>
-                </v:textbox>
-              </v:shape>
-            </w:pict>
-          </mc:Fallback>
-        </mc:AlternateContent>
-      </w:r>
-      <w:r>
-        <mc:AlternateContent>
-          <mc:Choice Requires="wps">
-            <w:drawing>
-              <wp:anchor distT="0" distB="0" distL="114300" distR="114300" simplePos="0" relativeHeight="251671552" behindDoc="0" locked="0" layoutInCell="1" allowOverlap="1">
+              <wp:anchor distT="0" distB="0" distL="114300" distR="114300" simplePos="0" relativeHeight="251670528" behindDoc="0" locked="0" layoutInCell="1" allowOverlap="1">
                 <wp:simplePos x="0" y="0"/>
                 <wp:positionH relativeFrom="column">
                   <wp:posOffset>-269875</wp:posOffset>
@@ -510,7 +915,7 @@
           </mc:Choice>
           <mc:Fallback>
             <w:pict>
-              <v:line id="_x0000_s1026" o:spid="_x0000_s1026" o:spt="20" style="position:absolute;left:0pt;margin-left:-21.25pt;margin-top:676.25pt;height:0pt;width:182.65pt;z-index:251671552;mso-width-relative:page;mso-height-relative:page;" filled="f" stroked="t" coordsize="21600,21600" o:gfxdata="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">
+              <v:line id="_x0000_s1026" o:spid="_x0000_s1026" o:spt="20" style="position:absolute;left:0pt;margin-left:-21.25pt;margin-top:676.25pt;height:0pt;width:182.65pt;z-index:251670528;mso-width-relative:page;mso-height-relative:page;" filled="f" stroked="t" coordsize="21600,21600" o:gfxdata="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">
                 <v:fill on="f" focussize="0,0"/>
                 <v:stroke weight="1.5pt" color="#FFFFFF [3212]" miterlimit="8" joinstyle="miter"/>
                 <v:imagedata o:title=""/>
@@ -599,132 +1004,7 @@
         <mc:AlternateContent>
           <mc:Choice Requires="wps">
             <w:drawing>
-              <wp:anchor distT="0" distB="0" distL="114300" distR="114300" simplePos="0" relativeHeight="251672576" behindDoc="0" locked="0" layoutInCell="1" allowOverlap="1">
-                <wp:simplePos x="0" y="0"/>
-                <wp:positionH relativeFrom="column">
-                  <wp:posOffset>-248920</wp:posOffset>
-                </wp:positionH>
-                <wp:positionV relativeFrom="paragraph">
-                  <wp:posOffset>8127365</wp:posOffset>
-                </wp:positionV>
-                <wp:extent cx="2136140" cy="381000"/>
-                <wp:effectExtent l="0" t="0" r="0" b="0"/>
-                <wp:wrapNone/>
-                <wp:docPr id="15" name="Text Box 15"/>
-                <wp:cNvGraphicFramePr/>
-                <a:graphic xmlns:a="http://schemas.openxmlformats.org/drawingml/2006/main">
-                  <a:graphicData uri="http://schemas.microsoft.com/office/word/2010/wordprocessingShape">
-                    <wps:wsp>
-                      <wps:cNvSpPr txBox="1"/>
-                      <wps:spPr>
-                        <a:xfrm>
-                          <a:off x="0" y="0"/>
-                          <a:ext cx="2136140" cy="381000"/>
-                        </a:xfrm>
-                        <a:prstGeom prst="rect">
-                          <a:avLst/>
-                        </a:prstGeom>
-                        <a:noFill/>
-                        <a:ln w="6350">
-                          <a:noFill/>
-                        </a:ln>
-                      </wps:spPr>
-                      <wps:txbx>
-                        <w:txbxContent>
-                          <w:p>
-                            <w:pPr>
-                              <w:rPr>
-                                <w:b/>
-                                <w:bCs/>
-                                <w:color w:val="FFFFFF" w:themeColor="background1"/>
-                                <w:sz w:val="40"/>
-                                <w:szCs w:val="40"/>
-                                <w14:textFill>
-                                  <w14:solidFill>
-                                    <w14:schemeClr w14:val="bg1"/>
-                                  </w14:solidFill>
-                                </w14:textFill>
-                              </w:rPr>
-                            </w:pPr>
-                            <w:r>
-                              <w:rPr>
-                                <w:b/>
-                                <w:bCs/>
-                                <w:color w:val="FFFFFF" w:themeColor="background1"/>
-                                <w:sz w:val="40"/>
-                                <w:szCs w:val="40"/>
-                                <w14:textFill>
-                                  <w14:solidFill>
-                                    <w14:schemeClr w14:val="bg1"/>
-                                  </w14:solidFill>
-                                </w14:textFill>
-                              </w:rPr>
-                              <w:t>HOBBIES</w:t>
-                            </w:r>
-                          </w:p>
-                        </w:txbxContent>
-                      </wps:txbx>
-                      <wps:bodyPr rot="0" spcFirstLastPara="0" vertOverflow="overflow" horzOverflow="overflow" vert="horz" wrap="square" lIns="91440" tIns="45720" rIns="91440" bIns="45720" numCol="1" spcCol="0" rtlCol="0" fromWordArt="0" anchor="t" anchorCtr="0" forceAA="0" compatLnSpc="1">
-                        <a:noAutofit/>
-                      </wps:bodyPr>
-                    </wps:wsp>
-                  </a:graphicData>
-                </a:graphic>
-              </wp:anchor>
-            </w:drawing>
-          </mc:Choice>
-          <mc:Fallback>
-            <w:pict>
-              <v:shape id="_x0000_s1026" o:spid="_x0000_s1026" o:spt="202" type="#_x0000_t202" style="position:absolute;left:0pt;margin-left:-19.6pt;margin-top:639.95pt;height:30pt;width:168.2pt;z-index:251672576;mso-width-relative:page;mso-height-relative:page;" filled="f" stroked="f" coordsize="21600,21600" o:gfxdata="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">
-                <v:fill on="f" focussize="0,0"/>
-                <v:stroke on="f" weight="0.5pt"/>
-                <v:imagedata o:title=""/>
-                <o:lock v:ext="edit" aspectratio="f"/>
-                <v:textbox>
-                  <w:txbxContent>
-                    <w:p>
-                      <w:pPr>
-                        <w:rPr>
-                          <w:b/>
-                          <w:bCs/>
-                          <w:color w:val="FFFFFF" w:themeColor="background1"/>
-                          <w:sz w:val="40"/>
-                          <w:szCs w:val="40"/>
-                          <w14:textFill>
-                            <w14:solidFill>
-                              <w14:schemeClr w14:val="bg1"/>
-                            </w14:solidFill>
-                          </w14:textFill>
-                        </w:rPr>
-                      </w:pPr>
-                      <w:r>
-                        <w:rPr>
-                          <w:b/>
-                          <w:bCs/>
-                          <w:color w:val="FFFFFF" w:themeColor="background1"/>
-                          <w:sz w:val="40"/>
-                          <w:szCs w:val="40"/>
-                          <w14:textFill>
-                            <w14:solidFill>
-                              <w14:schemeClr w14:val="bg1"/>
-                            </w14:solidFill>
-                          </w14:textFill>
-                        </w:rPr>
-                        <w:t>HOBBIES</w:t>
-                      </w:r>
-                    </w:p>
-                  </w:txbxContent>
-                </v:textbox>
-              </v:shape>
-            </w:pict>
-          </mc:Fallback>
-        </mc:AlternateContent>
-      </w:r>
-      <w:r>
-        <mc:AlternateContent>
-          <mc:Choice Requires="wps">
-            <w:drawing>
-              <wp:anchor distT="0" distB="0" distL="114300" distR="114300" simplePos="0" relativeHeight="251682816" behindDoc="0" locked="0" layoutInCell="1" allowOverlap="1">
+              <wp:anchor distT="0" distB="0" distL="114300" distR="114300" simplePos="0" relativeHeight="251681792" behindDoc="0" locked="0" layoutInCell="1" allowOverlap="1">
                 <wp:simplePos x="0" y="0"/>
                 <wp:positionH relativeFrom="column">
                   <wp:posOffset>2467610</wp:posOffset>
@@ -1080,7 +1360,7 @@
           </mc:Choice>
           <mc:Fallback>
             <w:pict>
-              <v:shape id="_x0000_s1026" o:spid="_x0000_s1026" o:spt="202" type="#_x0000_t202" style="position:absolute;left:0pt;margin-left:194.3pt;margin-top:594.95pt;height:207.25pt;width:345.9pt;z-index:251682816;mso-width-relative:page;mso-height-relative:page;" filled="f" stroked="f" coordsize="21600,21600" o:gfxdata="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">
+              <v:shape id="_x0000_s1026" o:spid="_x0000_s1026" o:spt="202" type="#_x0000_t202" style="position:absolute;left:0pt;margin-left:194.3pt;margin-top:594.95pt;height:207.25pt;width:345.9pt;z-index:251681792;mso-width-relative:page;mso-height-relative:page;" filled="f" stroked="f" coordsize="21600,21600" o:gfxdata="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">
                 <v:fill on="f" focussize="0,0"/>
                 <v:stroke on="f" weight="0.5pt"/>
                 <v:imagedata o:title=""/>
@@ -1673,7 +1953,7 @@
         <mc:AlternateContent>
           <mc:Choice Requires="wps">
             <w:drawing>
-              <wp:anchor distT="0" distB="0" distL="114300" distR="114300" simplePos="0" relativeHeight="251677696" behindDoc="0" locked="0" layoutInCell="1" allowOverlap="1">
+              <wp:anchor distT="0" distB="0" distL="114300" distR="114300" simplePos="0" relativeHeight="251676672" behindDoc="0" locked="0" layoutInCell="1" allowOverlap="1">
                 <wp:simplePos x="0" y="0"/>
                 <wp:positionH relativeFrom="column">
                   <wp:posOffset>2510790</wp:posOffset>
@@ -1722,7 +2002,7 @@
           </mc:Choice>
           <mc:Fallback>
             <w:pict>
-              <v:line id="_x0000_s1026" o:spid="_x0000_s1026" o:spt="20" style="position:absolute;left:0pt;margin-left:197.7pt;margin-top:173.55pt;height:0pt;width:324pt;z-index:251677696;mso-width-relative:page;mso-height-relative:page;" filled="f" stroked="t" coordsize="21600,21600" o:gfxdata="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">
+              <v:line id="_x0000_s1026" o:spid="_x0000_s1026" o:spt="20" style="position:absolute;left:0pt;margin-left:197.7pt;margin-top:173.55pt;height:0pt;width:324pt;z-index:251676672;mso-width-relative:page;mso-height-relative:page;" filled="f" stroked="t" coordsize="21600,21600" o:gfxdata="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">
                 <v:fill on="f" focussize="0,0"/>
                 <v:stroke weight="1.5pt" color="#000000 [3200]" miterlimit="8" joinstyle="miter"/>
                 <v:imagedata o:title=""/>
@@ -1736,7 +2016,7 @@
         <mc:AlternateContent>
           <mc:Choice Requires="wps">
             <w:drawing>
-              <wp:anchor distT="0" distB="0" distL="114300" distR="114300" simplePos="0" relativeHeight="251678720" behindDoc="0" locked="0" layoutInCell="1" allowOverlap="1">
+              <wp:anchor distT="0" distB="0" distL="114300" distR="114300" simplePos="0" relativeHeight="251677696" behindDoc="0" locked="0" layoutInCell="1" allowOverlap="1">
                 <wp:simplePos x="0" y="0"/>
                 <wp:positionH relativeFrom="column">
                   <wp:posOffset>2428875</wp:posOffset>
@@ -1800,7 +2080,7 @@
           </mc:Choice>
           <mc:Fallback>
             <w:pict>
-              <v:shape id="_x0000_s1026" o:spid="_x0000_s1026" o:spt="202" type="#_x0000_t202" style="position:absolute;left:0pt;margin-left:191.25pt;margin-top:143.45pt;height:30pt;width:168.2pt;z-index:251678720;mso-width-relative:page;mso-height-relative:page;" filled="f" stroked="f" coordsize="21600,21600" o:gfxdata="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">
+              <v:shape id="_x0000_s1026" o:spid="_x0000_s1026" o:spt="202" type="#_x0000_t202" style="position:absolute;left:0pt;margin-left:191.25pt;margin-top:143.45pt;height:30pt;width:168.2pt;z-index:251677696;mso-width-relative:page;mso-height-relative:page;" filled="f" stroked="f" coordsize="21600,21600" o:gfxdata="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">
                 <v:fill on="f" focussize="0,0"/>
                 <v:stroke on="f" weight="0.5pt"/>
                 <v:imagedata o:title=""/>
@@ -1837,7 +2117,7 @@
         <mc:AlternateContent>
           <mc:Choice Requires="wps">
             <w:drawing>
-              <wp:anchor distT="0" distB="0" distL="114300" distR="114300" simplePos="0" relativeHeight="251679744" behindDoc="0" locked="0" layoutInCell="1" allowOverlap="1">
+              <wp:anchor distT="0" distB="0" distL="114300" distR="114300" simplePos="0" relativeHeight="251678720" behindDoc="0" locked="0" layoutInCell="1" allowOverlap="1">
                 <wp:simplePos x="0" y="0"/>
                 <wp:positionH relativeFrom="column">
                   <wp:posOffset>2421890</wp:posOffset>
@@ -1935,7 +2215,7 @@
                             <w:pPr>
                               <w:numPr>
                                 <w:ilvl w:val="0"/>
-                                <w:numId w:val="2"/>
+                                <w:numId w:val="1"/>
                               </w:numPr>
                               <w:spacing w:before="240" w:after="0"/>
                               <w:ind w:left="420" w:leftChars="0" w:hanging="420" w:firstLineChars="0"/>
@@ -1962,7 +2242,7 @@
                             <w:pPr>
                               <w:numPr>
                                 <w:ilvl w:val="0"/>
-                                <w:numId w:val="2"/>
+                                <w:numId w:val="1"/>
                               </w:numPr>
                               <w:spacing w:before="240" w:after="0"/>
                               <w:ind w:left="420" w:leftChars="0" w:hanging="420" w:firstLineChars="0"/>
@@ -1989,7 +2269,7 @@
                             <w:pPr>
                               <w:numPr>
                                 <w:ilvl w:val="0"/>
-                                <w:numId w:val="2"/>
+                                <w:numId w:val="1"/>
                               </w:numPr>
                               <w:spacing w:before="240" w:after="0"/>
                               <w:ind w:left="420" w:leftChars="0" w:hanging="420" w:firstLineChars="0"/>
@@ -2125,7 +2405,7 @@
                               <w:widowControl/>
                               <w:numPr>
                                 <w:ilvl w:val="0"/>
-                                <w:numId w:val="2"/>
+                                <w:numId w:val="1"/>
                               </w:numPr>
                               <w:suppressLineNumbers w:val="0"/>
                               <w:pBdr>
@@ -2175,7 +2455,7 @@
                               <w:widowControl/>
                               <w:numPr>
                                 <w:ilvl w:val="0"/>
-                                <w:numId w:val="2"/>
+                                <w:numId w:val="1"/>
                               </w:numPr>
                               <w:suppressLineNumbers w:val="0"/>
                               <w:pBdr>
@@ -2222,7 +2502,7 @@
                               <w:widowControl/>
                               <w:numPr>
                                 <w:ilvl w:val="0"/>
-                                <w:numId w:val="2"/>
+                                <w:numId w:val="1"/>
                               </w:numPr>
                               <w:suppressLineNumbers w:val="0"/>
                               <w:pBdr>
@@ -2338,10 +2618,10 @@
                           </w:p>
                           <w:p>
                             <w:pPr>
-                              <w:pStyle w:val="6"/>
+                              <w:pStyle w:val="8"/>
                               <w:numPr>
                                 <w:ilvl w:val="0"/>
-                                <w:numId w:val="3"/>
+                                <w:numId w:val="2"/>
                               </w:numPr>
                               <w:tabs>
                                 <w:tab w:val="left" w:pos="785"/>
@@ -2444,10 +2724,10 @@
                           </w:p>
                           <w:p>
                             <w:pPr>
-                              <w:pStyle w:val="6"/>
+                              <w:pStyle w:val="8"/>
                               <w:numPr>
                                 <w:ilvl w:val="0"/>
-                                <w:numId w:val="3"/>
+                                <w:numId w:val="2"/>
                               </w:numPr>
                               <w:tabs>
                                 <w:tab w:val="left" w:pos="785"/>
@@ -2546,10 +2826,10 @@
                           </w:p>
                           <w:p>
                             <w:pPr>
-                              <w:pStyle w:val="6"/>
+                              <w:pStyle w:val="8"/>
                               <w:numPr>
                                 <w:ilvl w:val="0"/>
-                                <w:numId w:val="3"/>
+                                <w:numId w:val="2"/>
                               </w:numPr>
                               <w:tabs>
                                 <w:tab w:val="left" w:pos="785"/>
@@ -2658,7 +2938,7 @@
           </mc:Choice>
           <mc:Fallback>
             <w:pict>
-              <v:shape id="_x0000_s1026" o:spid="_x0000_s1026" o:spt="202" type="#_x0000_t202" style="position:absolute;left:0pt;margin-left:190.7pt;margin-top:176.2pt;height:422pt;width:340.55pt;z-index:251679744;mso-width-relative:page;mso-height-relative:page;" filled="f" stroked="f" coordsize="21600,21600" o:gfxdata="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">
+              <v:shape id="_x0000_s1026" o:spid="_x0000_s1026" o:spt="202" type="#_x0000_t202" style="position:absolute;left:0pt;margin-left:190.7pt;margin-top:176.2pt;height:422pt;width:340.55pt;z-index:251678720;mso-width-relative:page;mso-height-relative:page;" filled="f" stroked="f" coordsize="21600,21600" o:gfxdata="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">
                 <v:fill on="f" focussize="0,0"/>
                 <v:stroke on="f" weight="0.5pt"/>
                 <v:imagedata o:title=""/>
@@ -2731,7 +3011,7 @@
                       <w:pPr>
                         <w:numPr>
                           <w:ilvl w:val="0"/>
-                          <w:numId w:val="2"/>
+                          <w:numId w:val="1"/>
                         </w:numPr>
                         <w:spacing w:before="240" w:after="0"/>
                         <w:ind w:left="420" w:leftChars="0" w:hanging="420" w:firstLineChars="0"/>
@@ -2758,7 +3038,7 @@
                       <w:pPr>
                         <w:numPr>
                           <w:ilvl w:val="0"/>
-                          <w:numId w:val="2"/>
+                          <w:numId w:val="1"/>
                         </w:numPr>
                         <w:spacing w:before="240" w:after="0"/>
                         <w:ind w:left="420" w:leftChars="0" w:hanging="420" w:firstLineChars="0"/>
@@ -2785,7 +3065,7 @@
                       <w:pPr>
                         <w:numPr>
                           <w:ilvl w:val="0"/>
-                          <w:numId w:val="2"/>
+                          <w:numId w:val="1"/>
                         </w:numPr>
                         <w:spacing w:before="240" w:after="0"/>
                         <w:ind w:left="420" w:leftChars="0" w:hanging="420" w:firstLineChars="0"/>
@@ -2921,7 +3201,7 @@
                         <w:widowControl/>
                         <w:numPr>
                           <w:ilvl w:val="0"/>
-                          <w:numId w:val="2"/>
+                          <w:numId w:val="1"/>
                         </w:numPr>
                         <w:suppressLineNumbers w:val="0"/>
                         <w:pBdr>
@@ -2971,7 +3251,7 @@
                         <w:widowControl/>
                         <w:numPr>
                           <w:ilvl w:val="0"/>
-                          <w:numId w:val="2"/>
+                          <w:numId w:val="1"/>
                         </w:numPr>
                         <w:suppressLineNumbers w:val="0"/>
                         <w:pBdr>
@@ -3018,7 +3298,7 @@
                         <w:widowControl/>
                         <w:numPr>
                           <w:ilvl w:val="0"/>
-                          <w:numId w:val="2"/>
+                          <w:numId w:val="1"/>
                         </w:numPr>
                         <w:suppressLineNumbers w:val="0"/>
                         <w:pBdr>
@@ -3134,10 +3414,10 @@
                     </w:p>
                     <w:p>
                       <w:pPr>
-                        <w:pStyle w:val="6"/>
+                        <w:pStyle w:val="8"/>
                         <w:numPr>
                           <w:ilvl w:val="0"/>
-                          <w:numId w:val="3"/>
+                          <w:numId w:val="2"/>
                         </w:numPr>
                         <w:tabs>
                           <w:tab w:val="left" w:pos="785"/>
@@ -3240,10 +3520,10 @@
                     </w:p>
                     <w:p>
                       <w:pPr>
-                        <w:pStyle w:val="6"/>
+                        <w:pStyle w:val="8"/>
                         <w:numPr>
                           <w:ilvl w:val="0"/>
-                          <w:numId w:val="3"/>
+                          <w:numId w:val="2"/>
                         </w:numPr>
                         <w:tabs>
                           <w:tab w:val="left" w:pos="785"/>
@@ -3342,10 +3622,10 @@
                     </w:p>
                     <w:p>
                       <w:pPr>
-                        <w:pStyle w:val="6"/>
+                        <w:pStyle w:val="8"/>
                         <w:numPr>
                           <w:ilvl w:val="0"/>
-                          <w:numId w:val="3"/>
+                          <w:numId w:val="2"/>
                         </w:numPr>
                         <w:tabs>
                           <w:tab w:val="left" w:pos="785"/>
@@ -3452,7 +3732,7 @@
         <mc:AlternateContent>
           <mc:Choice Requires="wps">
             <w:drawing>
-              <wp:anchor distT="0" distB="0" distL="114300" distR="114300" simplePos="0" relativeHeight="251674624" behindDoc="0" locked="0" layoutInCell="1" allowOverlap="1">
+              <wp:anchor distT="0" distB="0" distL="114300" distR="114300" simplePos="0" relativeHeight="251673600" behindDoc="0" locked="0" layoutInCell="1" allowOverlap="1">
                 <wp:simplePos x="0" y="0"/>
                 <wp:positionH relativeFrom="column">
                   <wp:posOffset>2510790</wp:posOffset>
@@ -3501,7 +3781,7 @@
           </mc:Choice>
           <mc:Fallback>
             <w:pict>
-              <v:line id="_x0000_s1026" o:spid="_x0000_s1026" o:spt="20" style="position:absolute;left:0pt;margin-left:197.7pt;margin-top:30.6pt;height:0pt;width:324.25pt;z-index:251674624;mso-width-relative:page;mso-height-relative:page;" filled="f" stroked="t" coordsize="21600,21600" o:gfxdata="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">
+              <v:line id="_x0000_s1026" o:spid="_x0000_s1026" o:spt="20" style="position:absolute;left:0pt;margin-left:197.7pt;margin-top:30.6pt;height:0pt;width:324.25pt;z-index:251673600;mso-width-relative:page;mso-height-relative:page;" filled="f" stroked="t" coordsize="21600,21600" o:gfxdata="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">
                 <v:fill on="f" focussize="0,0"/>
                 <v:stroke weight="1.5pt" color="#000000 [3200]" miterlimit="8" joinstyle="miter"/>
                 <v:imagedata o:title=""/>
@@ -3515,7 +3795,7 @@
         <mc:AlternateContent>
           <mc:Choice Requires="wps">
             <w:drawing>
-              <wp:anchor distT="0" distB="0" distL="114300" distR="114300" simplePos="0" relativeHeight="251675648" behindDoc="0" locked="0" layoutInCell="1" allowOverlap="1">
+              <wp:anchor distT="0" distB="0" distL="114300" distR="114300" simplePos="0" relativeHeight="251674624" behindDoc="0" locked="0" layoutInCell="1" allowOverlap="1">
                 <wp:simplePos x="0" y="0"/>
                 <wp:positionH relativeFrom="column">
                   <wp:posOffset>2435860</wp:posOffset>
@@ -3579,7 +3859,7 @@
           </mc:Choice>
           <mc:Fallback>
             <w:pict>
-              <v:shape id="_x0000_s1026" o:spid="_x0000_s1026" o:spt="202" type="#_x0000_t202" style="position:absolute;left:0pt;margin-left:191.8pt;margin-top:0.5pt;height:30pt;width:168.2pt;z-index:251675648;mso-width-relative:page;mso-height-relative:page;" filled="f" stroked="f" coordsize="21600,21600" o:gfxdata="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">
+              <v:shape id="_x0000_s1026" o:spid="_x0000_s1026" o:spt="202" type="#_x0000_t202" style="position:absolute;left:0pt;margin-left:191.8pt;margin-top:0.5pt;height:30pt;width:168.2pt;z-index:251674624;mso-width-relative:page;mso-height-relative:page;" filled="f" stroked="f" coordsize="21600,21600" o:gfxdata="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">
                 <v:fill on="f" focussize="0,0"/>
                 <v:stroke on="f" weight="0.5pt"/>
                 <v:imagedata o:title=""/>
@@ -3616,7 +3896,7 @@
         <mc:AlternateContent>
           <mc:Choice Requires="wps">
             <w:drawing>
-              <wp:anchor distT="0" distB="0" distL="114300" distR="114300" simplePos="0" relativeHeight="251676672" behindDoc="0" locked="0" layoutInCell="1" allowOverlap="1">
+              <wp:anchor distT="0" distB="0" distL="114300" distR="114300" simplePos="0" relativeHeight="251675648" behindDoc="0" locked="0" layoutInCell="1" allowOverlap="1">
                 <wp:simplePos x="0" y="0"/>
                 <wp:positionH relativeFrom="column">
                   <wp:posOffset>2435860</wp:posOffset>
@@ -3735,7 +4015,7 @@
           </mc:Choice>
           <mc:Fallback>
             <w:pict>
-              <v:shape id="_x0000_s1026" o:spid="_x0000_s1026" o:spt="202" type="#_x0000_t202" style="position:absolute;left:0pt;margin-left:191.8pt;margin-top:40.8pt;height:92.1pt;width:340.55pt;z-index:251676672;mso-width-relative:page;mso-height-relative:page;" filled="f" stroked="f" coordsize="21600,21600" o:gfxdata="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">
+              <v:shape id="_x0000_s1026" o:spid="_x0000_s1026" o:spt="202" type="#_x0000_t202" style="position:absolute;left:0pt;margin-left:191.8pt;margin-top:40.8pt;height:92.1pt;width:340.55pt;z-index:251675648;mso-width-relative:page;mso-height-relative:page;" filled="f" stroked="f" coordsize="21600,21600" o:gfxdata="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">
                 <v:fill on="f" focussize="0,0"/>
                 <v:stroke on="f" weight="0.5pt"/>
                 <v:imagedata o:title=""/>
@@ -3930,11 +4210,13 @@
                           <w:p>
                             <w:pPr>
                               <w:rPr>
+                                <w:rFonts w:hint="default"/>
                                 <w:b/>
                                 <w:bCs/>
                                 <w:color w:val="FFFFFF" w:themeColor="background1"/>
                                 <w:sz w:val="40"/>
                                 <w:szCs w:val="40"/>
+                                <w:lang w:val="en-US"/>
                                 <w14:textFill>
                                   <w14:solidFill>
                                     <w14:schemeClr w14:val="bg1"/>
@@ -3944,18 +4226,20 @@
                             </w:pPr>
                             <w:r>
                               <w:rPr>
+                                <w:rFonts w:hint="default"/>
                                 <w:b/>
                                 <w:bCs/>
                                 <w:color w:val="FFFFFF" w:themeColor="background1"/>
                                 <w:sz w:val="40"/>
                                 <w:szCs w:val="40"/>
+                                <w:lang w:val="en-US"/>
                                 <w14:textFill>
                                   <w14:solidFill>
                                     <w14:schemeClr w14:val="bg1"/>
                                   </w14:solidFill>
                                 </w14:textFill>
                               </w:rPr>
-                              <w:t>LANGUAGES</w:t>
+                              <w:t>Projects</w:t>
                             </w:r>
                           </w:p>
                         </w:txbxContent>
@@ -3981,219 +4265,12 @@
                     <w:p>
                       <w:pPr>
                         <w:rPr>
+                          <w:rFonts w:hint="default"/>
                           <w:b/>
                           <w:bCs/>
                           <w:color w:val="FFFFFF" w:themeColor="background1"/>
                           <w:sz w:val="40"/>
                           <w:szCs w:val="40"/>
-                          <w14:textFill>
-                            <w14:solidFill>
-                              <w14:schemeClr w14:val="bg1"/>
-                            </w14:solidFill>
-                          </w14:textFill>
-                        </w:rPr>
-                      </w:pPr>
-                      <w:r>
-                        <w:rPr>
-                          <w:b/>
-                          <w:bCs/>
-                          <w:color w:val="FFFFFF" w:themeColor="background1"/>
-                          <w:sz w:val="40"/>
-                          <w:szCs w:val="40"/>
-                          <w14:textFill>
-                            <w14:solidFill>
-                              <w14:schemeClr w14:val="bg1"/>
-                            </w14:solidFill>
-                          </w14:textFill>
-                        </w:rPr>
-                        <w:t>LANGUAGES</w:t>
-                      </w:r>
-                    </w:p>
-                  </w:txbxContent>
-                </v:textbox>
-              </v:shape>
-            </w:pict>
-          </mc:Fallback>
-        </mc:AlternateContent>
-      </w:r>
-      <w:r>
-        <mc:AlternateContent>
-          <mc:Choice Requires="wps">
-            <w:drawing>
-              <wp:anchor distT="0" distB="0" distL="114300" distR="114300" simplePos="0" relativeHeight="251670528" behindDoc="0" locked="0" layoutInCell="1" allowOverlap="1">
-                <wp:simplePos x="0" y="0"/>
-                <wp:positionH relativeFrom="column">
-                  <wp:posOffset>-279400</wp:posOffset>
-                </wp:positionH>
-                <wp:positionV relativeFrom="paragraph">
-                  <wp:posOffset>7461885</wp:posOffset>
-                </wp:positionV>
-                <wp:extent cx="2136140" cy="736600"/>
-                <wp:effectExtent l="0" t="0" r="0" b="6350"/>
-                <wp:wrapNone/>
-                <wp:docPr id="13" name="Text Box 13"/>
-                <wp:cNvGraphicFramePr/>
-                <a:graphic xmlns:a="http://schemas.openxmlformats.org/drawingml/2006/main">
-                  <a:graphicData uri="http://schemas.microsoft.com/office/word/2010/wordprocessingShape">
-                    <wps:wsp>
-                      <wps:cNvSpPr txBox="1"/>
-                      <wps:spPr>
-                        <a:xfrm>
-                          <a:off x="0" y="0"/>
-                          <a:ext cx="2136140" cy="736600"/>
-                        </a:xfrm>
-                        <a:prstGeom prst="rect">
-                          <a:avLst/>
-                        </a:prstGeom>
-                        <a:noFill/>
-                        <a:ln w="6350">
-                          <a:noFill/>
-                        </a:ln>
-                      </wps:spPr>
-                      <wps:txbx>
-                        <w:txbxContent>
-                          <w:p>
-                            <w:pPr>
-                              <w:pStyle w:val="6"/>
-                              <w:numPr>
-                                <w:ilvl w:val="0"/>
-                                <w:numId w:val="4"/>
-                              </w:numPr>
-                              <w:rPr>
-                                <w:color w:val="FFFFFF" w:themeColor="background1"/>
-                                <w:sz w:val="24"/>
-                                <w:szCs w:val="24"/>
-                                <w14:textFill>
-                                  <w14:solidFill>
-                                    <w14:schemeClr w14:val="bg1"/>
-                                  </w14:solidFill>
-                                </w14:textFill>
-                              </w:rPr>
-                            </w:pPr>
-                            <w:r>
-                              <w:rPr>
-                                <w:color w:val="FFFFFF" w:themeColor="background1"/>
-                                <w:sz w:val="24"/>
-                                <w:szCs w:val="24"/>
-                                <w14:textFill>
-                                  <w14:solidFill>
-                                    <w14:schemeClr w14:val="bg1"/>
-                                  </w14:solidFill>
-                                </w14:textFill>
-                              </w:rPr>
-                              <w:t>English</w:t>
-                            </w:r>
-                          </w:p>
-                          <w:p>
-                            <w:pPr>
-                              <w:pStyle w:val="6"/>
-                              <w:numPr>
-                                <w:ilvl w:val="0"/>
-                                <w:numId w:val="4"/>
-                              </w:numPr>
-                              <w:rPr>
-                                <w:color w:val="FFFFFF" w:themeColor="background1"/>
-                                <w:sz w:val="24"/>
-                                <w:szCs w:val="24"/>
-                                <w14:textFill>
-                                  <w14:solidFill>
-                                    <w14:schemeClr w14:val="bg1"/>
-                                  </w14:solidFill>
-                                </w14:textFill>
-                              </w:rPr>
-                            </w:pPr>
-                            <w:r>
-                              <w:rPr>
-                                <w:rFonts w:hint="default"/>
-                                <w:color w:val="FFFFFF" w:themeColor="background1"/>
-                                <w:sz w:val="24"/>
-                                <w:szCs w:val="24"/>
-                                <w:lang w:val="en-US"/>
-                                <w14:textFill>
-                                  <w14:solidFill>
-                                    <w14:schemeClr w14:val="bg1"/>
-                                  </w14:solidFill>
-                                </w14:textFill>
-                              </w:rPr>
-                              <w:t>Bangla</w:t>
-                            </w:r>
-                          </w:p>
-                        </w:txbxContent>
-                      </wps:txbx>
-                      <wps:bodyPr rot="0" spcFirstLastPara="0" vertOverflow="overflow" horzOverflow="overflow" vert="horz" wrap="square" lIns="91440" tIns="45720" rIns="91440" bIns="45720" numCol="1" spcCol="0" rtlCol="0" fromWordArt="0" anchor="t" anchorCtr="0" forceAA="0" compatLnSpc="1">
-                        <a:noAutofit/>
-                      </wps:bodyPr>
-                    </wps:wsp>
-                  </a:graphicData>
-                </a:graphic>
-              </wp:anchor>
-            </w:drawing>
-          </mc:Choice>
-          <mc:Fallback>
-            <w:pict>
-              <v:shape id="_x0000_s1026" o:spid="_x0000_s1026" o:spt="202" type="#_x0000_t202" style="position:absolute;left:0pt;margin-left:-22pt;margin-top:587.55pt;height:58pt;width:168.2pt;z-index:251670528;mso-width-relative:page;mso-height-relative:page;" filled="f" stroked="f" coordsize="21600,21600" o:gfxdata="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">
-                <v:fill on="f" focussize="0,0"/>
-                <v:stroke on="f" weight="0.5pt"/>
-                <v:imagedata o:title=""/>
-                <o:lock v:ext="edit" aspectratio="f"/>
-                <v:textbox>
-                  <w:txbxContent>
-                    <w:p>
-                      <w:pPr>
-                        <w:pStyle w:val="6"/>
-                        <w:numPr>
-                          <w:ilvl w:val="0"/>
-                          <w:numId w:val="4"/>
-                        </w:numPr>
-                        <w:rPr>
-                          <w:color w:val="FFFFFF" w:themeColor="background1"/>
-                          <w:sz w:val="24"/>
-                          <w:szCs w:val="24"/>
-                          <w14:textFill>
-                            <w14:solidFill>
-                              <w14:schemeClr w14:val="bg1"/>
-                            </w14:solidFill>
-                          </w14:textFill>
-                        </w:rPr>
-                      </w:pPr>
-                      <w:r>
-                        <w:rPr>
-                          <w:color w:val="FFFFFF" w:themeColor="background1"/>
-                          <w:sz w:val="24"/>
-                          <w:szCs w:val="24"/>
-                          <w14:textFill>
-                            <w14:solidFill>
-                              <w14:schemeClr w14:val="bg1"/>
-                            </w14:solidFill>
-                          </w14:textFill>
-                        </w:rPr>
-                        <w:t>English</w:t>
-                      </w:r>
-                    </w:p>
-                    <w:p>
-                      <w:pPr>
-                        <w:pStyle w:val="6"/>
-                        <w:numPr>
-                          <w:ilvl w:val="0"/>
-                          <w:numId w:val="4"/>
-                        </w:numPr>
-                        <w:rPr>
-                          <w:color w:val="FFFFFF" w:themeColor="background1"/>
-                          <w:sz w:val="24"/>
-                          <w:szCs w:val="24"/>
-                          <w14:textFill>
-                            <w14:solidFill>
-                              <w14:schemeClr w14:val="bg1"/>
-                            </w14:solidFill>
-                          </w14:textFill>
-                        </w:rPr>
-                      </w:pPr>
-                      <w:r>
-                        <w:rPr>
-                          <w:rFonts w:hint="default"/>
-                          <w:color w:val="FFFFFF" w:themeColor="background1"/>
-                          <w:sz w:val="24"/>
-                          <w:szCs w:val="24"/>
                           <w:lang w:val="en-US"/>
                           <w14:textFill>
                             <w14:solidFill>
@@ -4201,7 +4278,23 @@
                             </w14:solidFill>
                           </w14:textFill>
                         </w:rPr>
-                        <w:t>Bangla</w:t>
+                      </w:pPr>
+                      <w:r>
+                        <w:rPr>
+                          <w:rFonts w:hint="default"/>
+                          <w:b/>
+                          <w:bCs/>
+                          <w:color w:val="FFFFFF" w:themeColor="background1"/>
+                          <w:sz w:val="40"/>
+                          <w:szCs w:val="40"/>
+                          <w:lang w:val="en-US"/>
+                          <w14:textFill>
+                            <w14:solidFill>
+                              <w14:schemeClr w14:val="bg1"/>
+                            </w14:solidFill>
+                          </w14:textFill>
+                        </w:rPr>
+                        <w:t>Projects</w:t>
                       </w:r>
                     </w:p>
                   </w:txbxContent>
@@ -4404,6 +4497,8 @@
           </mc:Fallback>
         </mc:AlternateContent>
       </w:r>
+      <w:bookmarkStart w:id="0" w:name="_GoBack"/>
+      <w:bookmarkEnd w:id="0"/>
       <w:r>
         <mc:AlternateContent>
           <mc:Choice Requires="wps">
@@ -4442,10 +4537,10 @@
                         <w:txbxContent>
                           <w:p>
                             <w:pPr>
-                              <w:pStyle w:val="6"/>
+                              <w:pStyle w:val="8"/>
                               <w:numPr>
                                 <w:ilvl w:val="0"/>
-                                <w:numId w:val="1"/>
+                                <w:numId w:val="3"/>
                               </w:numPr>
                               <w:spacing w:line="360" w:lineRule="auto"/>
                               <w:rPr>
@@ -4490,10 +4585,10 @@
                           </w:p>
                           <w:p>
                             <w:pPr>
-                              <w:pStyle w:val="6"/>
+                              <w:pStyle w:val="8"/>
                               <w:numPr>
                                 <w:ilvl w:val="0"/>
-                                <w:numId w:val="1"/>
+                                <w:numId w:val="3"/>
                               </w:numPr>
                               <w:spacing w:line="360" w:lineRule="auto"/>
                               <w:rPr>
@@ -4525,10 +4620,10 @@
                           </w:p>
                           <w:p>
                             <w:pPr>
-                              <w:pStyle w:val="6"/>
+                              <w:pStyle w:val="8"/>
                               <w:numPr>
                                 <w:ilvl w:val="0"/>
-                                <w:numId w:val="1"/>
+                                <w:numId w:val="3"/>
                               </w:numPr>
                               <w:spacing w:line="360" w:lineRule="auto"/>
                               <w:rPr>
@@ -4573,10 +4668,10 @@
                           </w:p>
                           <w:p>
                             <w:pPr>
-                              <w:pStyle w:val="6"/>
+                              <w:pStyle w:val="8"/>
                               <w:numPr>
                                 <w:ilvl w:val="0"/>
-                                <w:numId w:val="1"/>
+                                <w:numId w:val="3"/>
                               </w:numPr>
                               <w:spacing w:line="360" w:lineRule="auto"/>
                               <w:rPr>
@@ -4606,10 +4701,10 @@
                           </w:p>
                           <w:p>
                             <w:pPr>
-                              <w:pStyle w:val="6"/>
+                              <w:pStyle w:val="8"/>
                               <w:numPr>
                                 <w:ilvl w:val="0"/>
-                                <w:numId w:val="1"/>
+                                <w:numId w:val="3"/>
                               </w:numPr>
                               <w:spacing w:line="360" w:lineRule="auto"/>
                               <w:rPr>
@@ -4639,10 +4734,10 @@
                           </w:p>
                           <w:p>
                             <w:pPr>
-                              <w:pStyle w:val="6"/>
+                              <w:pStyle w:val="8"/>
                               <w:numPr>
                                 <w:ilvl w:val="0"/>
-                                <w:numId w:val="1"/>
+                                <w:numId w:val="3"/>
                               </w:numPr>
                               <w:spacing w:line="360" w:lineRule="auto"/>
                               <w:rPr>
@@ -4674,7 +4769,7 @@
                           </w:p>
                           <w:p>
                             <w:pPr>
-                              <w:pStyle w:val="6"/>
+                              <w:pStyle w:val="8"/>
                               <w:numPr>
                                 <w:ilvl w:val="0"/>
                                 <w:numId w:val="0"/>
@@ -4746,10 +4841,10 @@
                   <w:txbxContent>
                     <w:p>
                       <w:pPr>
-                        <w:pStyle w:val="6"/>
+                        <w:pStyle w:val="8"/>
                         <w:numPr>
                           <w:ilvl w:val="0"/>
-                          <w:numId w:val="1"/>
+                          <w:numId w:val="3"/>
                         </w:numPr>
                         <w:spacing w:line="360" w:lineRule="auto"/>
                         <w:rPr>
@@ -4794,10 +4889,10 @@
                     </w:p>
                     <w:p>
                       <w:pPr>
-                        <w:pStyle w:val="6"/>
+                        <w:pStyle w:val="8"/>
                         <w:numPr>
                           <w:ilvl w:val="0"/>
-                          <w:numId w:val="1"/>
+                          <w:numId w:val="3"/>
                         </w:numPr>
                         <w:spacing w:line="360" w:lineRule="auto"/>
                         <w:rPr>
@@ -4829,10 +4924,10 @@
                     </w:p>
                     <w:p>
                       <w:pPr>
-                        <w:pStyle w:val="6"/>
+                        <w:pStyle w:val="8"/>
                         <w:numPr>
                           <w:ilvl w:val="0"/>
-                          <w:numId w:val="1"/>
+                          <w:numId w:val="3"/>
                         </w:numPr>
                         <w:spacing w:line="360" w:lineRule="auto"/>
                         <w:rPr>
@@ -4877,10 +4972,10 @@
                     </w:p>
                     <w:p>
                       <w:pPr>
-                        <w:pStyle w:val="6"/>
+                        <w:pStyle w:val="8"/>
                         <w:numPr>
                           <w:ilvl w:val="0"/>
-                          <w:numId w:val="1"/>
+                          <w:numId w:val="3"/>
                         </w:numPr>
                         <w:spacing w:line="360" w:lineRule="auto"/>
                         <w:rPr>
@@ -4910,10 +5005,10 @@
                     </w:p>
                     <w:p>
                       <w:pPr>
-                        <w:pStyle w:val="6"/>
+                        <w:pStyle w:val="8"/>
                         <w:numPr>
                           <w:ilvl w:val="0"/>
-                          <w:numId w:val="1"/>
+                          <w:numId w:val="3"/>
                         </w:numPr>
                         <w:spacing w:line="360" w:lineRule="auto"/>
                         <w:rPr>
@@ -4943,10 +5038,10 @@
                     </w:p>
                     <w:p>
                       <w:pPr>
-                        <w:pStyle w:val="6"/>
+                        <w:pStyle w:val="8"/>
                         <w:numPr>
                           <w:ilvl w:val="0"/>
-                          <w:numId w:val="1"/>
+                          <w:numId w:val="3"/>
                         </w:numPr>
                         <w:spacing w:line="360" w:lineRule="auto"/>
                         <w:rPr>
@@ -4978,7 +5073,7 @@
                     </w:p>
                     <w:p>
                       <w:pPr>
-                        <w:pStyle w:val="6"/>
+                        <w:pStyle w:val="8"/>
                         <w:numPr>
                           <w:ilvl w:val="0"/>
                           <w:numId w:val="0"/>
@@ -5349,8 +5444,110 @@
                                   </w14:solidFill>
                                 </w14:textFill>
                               </w:rPr>
+                              <w:fldChar w:fldCharType="begin"/>
+                            </w:r>
+                            <w:r>
+                              <w:rPr>
+                                <w:rFonts w:hint="default"/>
+                                <w:color w:val="FFFFFF" w:themeColor="background1"/>
+                                <w:sz w:val="24"/>
+                                <w:szCs w:val="24"/>
+                                <w:lang w:val="en-US"/>
+                                <w14:textFill>
+                                  <w14:solidFill>
+                                    <w14:schemeClr w14:val="bg1"/>
+                                  </w14:solidFill>
+                                </w14:textFill>
+                              </w:rPr>
+                              <w:instrText xml:space="preserve"> HYPERLINK "mailto:imranicon01@gmail.com" </w:instrText>
+                            </w:r>
+                            <w:r>
+                              <w:rPr>
+                                <w:rFonts w:hint="default"/>
+                                <w:color w:val="FFFFFF" w:themeColor="background1"/>
+                                <w:sz w:val="24"/>
+                                <w:szCs w:val="24"/>
+                                <w:lang w:val="en-US"/>
+                                <w14:textFill>
+                                  <w14:solidFill>
+                                    <w14:schemeClr w14:val="bg1"/>
+                                  </w14:solidFill>
+                                </w14:textFill>
+                              </w:rPr>
+                              <w:fldChar w:fldCharType="separate"/>
+                            </w:r>
+                            <w:r>
+                              <w:rPr>
+                                <w:rStyle w:val="6"/>
+                                <w:rFonts w:hint="default"/>
+                                <w:sz w:val="24"/>
+                                <w:szCs w:val="24"/>
+                                <w:lang w:val="en-US"/>
+                              </w:rPr>
                               <w:t>imranicon01@gmail.com</w:t>
                             </w:r>
+                            <w:r>
+                              <w:rPr>
+                                <w:rFonts w:hint="default"/>
+                                <w:color w:val="FFFFFF" w:themeColor="background1"/>
+                                <w:sz w:val="24"/>
+                                <w:szCs w:val="24"/>
+                                <w:lang w:val="en-US"/>
+                                <w14:textFill>
+                                  <w14:solidFill>
+                                    <w14:schemeClr w14:val="bg1"/>
+                                  </w14:solidFill>
+                                </w14:textFill>
+                              </w:rPr>
+                              <w:fldChar w:fldCharType="end"/>
+                            </w:r>
+                          </w:p>
+                          <w:p>
+                            <w:pPr>
+                              <w:rPr>
+                                <w:rFonts w:hint="default"/>
+                                <w:color w:val="FFFFFF" w:themeColor="background1"/>
+                                <w:sz w:val="24"/>
+                                <w:szCs w:val="24"/>
+                                <w:lang w:val="en-US"/>
+                                <w14:textFill>
+                                  <w14:solidFill>
+                                    <w14:schemeClr w14:val="bg1"/>
+                                  </w14:solidFill>
+                                </w14:textFill>
+                              </w:rPr>
+                            </w:pPr>
+                            <w:r>
+                              <w:rPr>
+                                <w:rFonts w:hint="default"/>
+                                <w:color w:val="FFFFFF" w:themeColor="background1"/>
+                                <w:sz w:val="24"/>
+                                <w:szCs w:val="24"/>
+                                <w:lang w:val="en-US"/>
+                                <w14:textFill>
+                                  <w14:solidFill>
+                                    <w14:schemeClr w14:val="bg1"/>
+                                  </w14:solidFill>
+                                </w14:textFill>
+                              </w:rPr>
+                              <w:t>Github: https://github.com/imrancaptain</w:t>
+                            </w:r>
+                          </w:p>
+                          <w:p>
+                            <w:pPr>
+                              <w:rPr>
+                                <w:rFonts w:hint="default"/>
+                                <w:color w:val="FFFFFF" w:themeColor="background1"/>
+                                <w:sz w:val="24"/>
+                                <w:szCs w:val="24"/>
+                                <w:lang w:val="en-US"/>
+                                <w14:textFill>
+                                  <w14:solidFill>
+                                    <w14:schemeClr w14:val="bg1"/>
+                                  </w14:solidFill>
+                                </w14:textFill>
+                              </w:rPr>
+                            </w:pPr>
                           </w:p>
                           <w:p>
                             <w:pPr>
@@ -5501,8 +5698,110 @@
                             </w14:solidFill>
                           </w14:textFill>
                         </w:rPr>
+                        <w:fldChar w:fldCharType="begin"/>
+                      </w:r>
+                      <w:r>
+                        <w:rPr>
+                          <w:rFonts w:hint="default"/>
+                          <w:color w:val="FFFFFF" w:themeColor="background1"/>
+                          <w:sz w:val="24"/>
+                          <w:szCs w:val="24"/>
+                          <w:lang w:val="en-US"/>
+                          <w14:textFill>
+                            <w14:solidFill>
+                              <w14:schemeClr w14:val="bg1"/>
+                            </w14:solidFill>
+                          </w14:textFill>
+                        </w:rPr>
+                        <w:instrText xml:space="preserve"> HYPERLINK "mailto:imranicon01@gmail.com" </w:instrText>
+                      </w:r>
+                      <w:r>
+                        <w:rPr>
+                          <w:rFonts w:hint="default"/>
+                          <w:color w:val="FFFFFF" w:themeColor="background1"/>
+                          <w:sz w:val="24"/>
+                          <w:szCs w:val="24"/>
+                          <w:lang w:val="en-US"/>
+                          <w14:textFill>
+                            <w14:solidFill>
+                              <w14:schemeClr w14:val="bg1"/>
+                            </w14:solidFill>
+                          </w14:textFill>
+                        </w:rPr>
+                        <w:fldChar w:fldCharType="separate"/>
+                      </w:r>
+                      <w:r>
+                        <w:rPr>
+                          <w:rStyle w:val="6"/>
+                          <w:rFonts w:hint="default"/>
+                          <w:sz w:val="24"/>
+                          <w:szCs w:val="24"/>
+                          <w:lang w:val="en-US"/>
+                        </w:rPr>
                         <w:t>imranicon01@gmail.com</w:t>
                       </w:r>
+                      <w:r>
+                        <w:rPr>
+                          <w:rFonts w:hint="default"/>
+                          <w:color w:val="FFFFFF" w:themeColor="background1"/>
+                          <w:sz w:val="24"/>
+                          <w:szCs w:val="24"/>
+                          <w:lang w:val="en-US"/>
+                          <w14:textFill>
+                            <w14:solidFill>
+                              <w14:schemeClr w14:val="bg1"/>
+                            </w14:solidFill>
+                          </w14:textFill>
+                        </w:rPr>
+                        <w:fldChar w:fldCharType="end"/>
+                      </w:r>
+                    </w:p>
+                    <w:p>
+                      <w:pPr>
+                        <w:rPr>
+                          <w:rFonts w:hint="default"/>
+                          <w:color w:val="FFFFFF" w:themeColor="background1"/>
+                          <w:sz w:val="24"/>
+                          <w:szCs w:val="24"/>
+                          <w:lang w:val="en-US"/>
+                          <w14:textFill>
+                            <w14:solidFill>
+                              <w14:schemeClr w14:val="bg1"/>
+                            </w14:solidFill>
+                          </w14:textFill>
+                        </w:rPr>
+                      </w:pPr>
+                      <w:r>
+                        <w:rPr>
+                          <w:rFonts w:hint="default"/>
+                          <w:color w:val="FFFFFF" w:themeColor="background1"/>
+                          <w:sz w:val="24"/>
+                          <w:szCs w:val="24"/>
+                          <w:lang w:val="en-US"/>
+                          <w14:textFill>
+                            <w14:solidFill>
+                              <w14:schemeClr w14:val="bg1"/>
+                            </w14:solidFill>
+                          </w14:textFill>
+                        </w:rPr>
+                        <w:t>Github: https://github.com/imrancaptain</w:t>
+                      </w:r>
+                    </w:p>
+                    <w:p>
+                      <w:pPr>
+                        <w:rPr>
+                          <w:rFonts w:hint="default"/>
+                          <w:color w:val="FFFFFF" w:themeColor="background1"/>
+                          <w:sz w:val="24"/>
+                          <w:szCs w:val="24"/>
+                          <w:lang w:val="en-US"/>
+                          <w14:textFill>
+                            <w14:solidFill>
+                              <w14:schemeClr w14:val="bg1"/>
+                            </w14:solidFill>
+                          </w14:textFill>
+                        </w:rPr>
+                      </w:pPr>
                     </w:p>
                     <w:p>
                       <w:pPr>
@@ -5771,130 +6070,14 @@
       </w:rPr>
     </w:lvl>
   </w:abstractNum>
-  <w:abstractNum w:abstractNumId="3">
-    <w:nsid w:val="1E625371"/>
-    <w:multiLevelType w:val="multilevel"/>
-    <w:tmpl w:val="1E625371"/>
-    <w:lvl w:ilvl="0" w:tentative="0">
-      <w:start w:val="0"/>
-      <w:numFmt w:val="bullet"/>
-      <w:lvlText w:val=""/>
-      <w:lvlJc w:val="left"/>
-      <w:pPr>
-        <w:ind w:left="360" w:hanging="360"/>
-      </w:pPr>
-      <w:rPr>
-        <w:rFonts w:hint="default" w:ascii="Symbol" w:hAnsi="Symbol" w:eastAsiaTheme="minorHAnsi" w:cstheme="minorBidi"/>
-      </w:rPr>
-    </w:lvl>
-    <w:lvl w:ilvl="1" w:tentative="0">
-      <w:start w:val="1"/>
-      <w:numFmt w:val="bullet"/>
-      <w:lvlText w:val="o"/>
-      <w:lvlJc w:val="left"/>
-      <w:pPr>
-        <w:ind w:left="1080" w:hanging="360"/>
-      </w:pPr>
-      <w:rPr>
-        <w:rFonts w:hint="default" w:ascii="Courier New" w:hAnsi="Courier New" w:cs="Courier New"/>
-      </w:rPr>
-    </w:lvl>
-    <w:lvl w:ilvl="2" w:tentative="0">
-      <w:start w:val="1"/>
-      <w:numFmt w:val="bullet"/>
-      <w:lvlText w:val=""/>
-      <w:lvlJc w:val="left"/>
-      <w:pPr>
-        <w:ind w:left="1800" w:hanging="360"/>
-      </w:pPr>
-      <w:rPr>
-        <w:rFonts w:hint="default" w:ascii="Wingdings" w:hAnsi="Wingdings"/>
-      </w:rPr>
-    </w:lvl>
-    <w:lvl w:ilvl="3" w:tentative="0">
-      <w:start w:val="1"/>
-      <w:numFmt w:val="bullet"/>
-      <w:lvlText w:val=""/>
-      <w:lvlJc w:val="left"/>
-      <w:pPr>
-        <w:ind w:left="2520" w:hanging="360"/>
-      </w:pPr>
-      <w:rPr>
-        <w:rFonts w:hint="default" w:ascii="Symbol" w:hAnsi="Symbol"/>
-      </w:rPr>
-    </w:lvl>
-    <w:lvl w:ilvl="4" w:tentative="0">
-      <w:start w:val="1"/>
-      <w:numFmt w:val="bullet"/>
-      <w:lvlText w:val="o"/>
-      <w:lvlJc w:val="left"/>
-      <w:pPr>
-        <w:ind w:left="3240" w:hanging="360"/>
-      </w:pPr>
-      <w:rPr>
-        <w:rFonts w:hint="default" w:ascii="Courier New" w:hAnsi="Courier New" w:cs="Courier New"/>
-      </w:rPr>
-    </w:lvl>
-    <w:lvl w:ilvl="5" w:tentative="0">
-      <w:start w:val="1"/>
-      <w:numFmt w:val="bullet"/>
-      <w:lvlText w:val=""/>
-      <w:lvlJc w:val="left"/>
-      <w:pPr>
-        <w:ind w:left="3960" w:hanging="360"/>
-      </w:pPr>
-      <w:rPr>
-        <w:rFonts w:hint="default" w:ascii="Wingdings" w:hAnsi="Wingdings"/>
-      </w:rPr>
-    </w:lvl>
-    <w:lvl w:ilvl="6" w:tentative="0">
-      <w:start w:val="1"/>
-      <w:numFmt w:val="bullet"/>
-      <w:lvlText w:val=""/>
-      <w:lvlJc w:val="left"/>
-      <w:pPr>
-        <w:ind w:left="4680" w:hanging="360"/>
-      </w:pPr>
-      <w:rPr>
-        <w:rFonts w:hint="default" w:ascii="Symbol" w:hAnsi="Symbol"/>
-      </w:rPr>
-    </w:lvl>
-    <w:lvl w:ilvl="7" w:tentative="0">
-      <w:start w:val="1"/>
-      <w:numFmt w:val="bullet"/>
-      <w:lvlText w:val="o"/>
-      <w:lvlJc w:val="left"/>
-      <w:pPr>
-        <w:ind w:left="5400" w:hanging="360"/>
-      </w:pPr>
-      <w:rPr>
-        <w:rFonts w:hint="default" w:ascii="Courier New" w:hAnsi="Courier New" w:cs="Courier New"/>
-      </w:rPr>
-    </w:lvl>
-    <w:lvl w:ilvl="8" w:tentative="0">
-      <w:start w:val="1"/>
-      <w:numFmt w:val="bullet"/>
-      <w:lvlText w:val=""/>
-      <w:lvlJc w:val="left"/>
-      <w:pPr>
-        <w:ind w:left="6120" w:hanging="360"/>
-      </w:pPr>
-      <w:rPr>
-        <w:rFonts w:hint="default" w:ascii="Wingdings" w:hAnsi="Wingdings"/>
-      </w:rPr>
-    </w:lvl>
-  </w:abstractNum>
   <w:num w:numId="1">
-    <w:abstractNumId w:val="2"/>
+    <w:abstractNumId w:val="0"/>
   </w:num>
   <w:num w:numId="2">
-    <w:abstractNumId w:val="0"/>
+    <w:abstractNumId w:val="1"/>
   </w:num>
   <w:num w:numId="3">
-    <w:abstractNumId w:val="1"/>
-  </w:num>
-  <w:num w:numId="4">
-    <w:abstractNumId w:val="3"/>
+    <w:abstractNumId w:val="2"/>
   </w:num>
 </w:numbering>
 </file>
@@ -6174,14 +6357,34 @@
       <w:lang w:val="en-US" w:eastAsia="en-US" w:bidi="ar-SA"/>
     </w:rPr>
   </w:style>
-  <w:style w:type="character" w:default="1" w:styleId="2">
+  <w:style w:type="paragraph" w:styleId="2">
+    <w:name w:val="heading 1"/>
+    <w:basedOn w:val="1"/>
+    <w:next w:val="1"/>
+    <w:qFormat/>
+    <w:uiPriority w:val="9"/>
+    <w:pPr>
+      <w:keepNext/>
+      <w:keepLines/>
+      <w:spacing w:before="340" w:after="330" w:line="578" w:lineRule="auto"/>
+      <w:outlineLvl w:val="0"/>
+    </w:pPr>
+    <w:rPr>
+      <w:b/>
+      <w:bCs/>
+      <w:kern w:val="44"/>
+      <w:sz w:val="44"/>
+      <w:szCs w:val="44"/>
+    </w:rPr>
+  </w:style>
+  <w:style w:type="character" w:default="1" w:styleId="3">
     <w:name w:val="Default Paragraph Font"/>
     <w:semiHidden/>
     <w:unhideWhenUsed/>
     <w:qFormat/>
     <w:uiPriority w:val="1"/>
   </w:style>
-  <w:style w:type="table" w:default="1" w:styleId="3">
+  <w:style w:type="table" w:default="1" w:styleId="4">
     <w:name w:val="Normal Table"/>
     <w:semiHidden/>
     <w:unhideWhenUsed/>
@@ -6196,9 +6399,21 @@
       </w:tblCellMar>
     </w:tblPr>
   </w:style>
-  <w:style w:type="character" w:styleId="4">
+  <w:style w:type="paragraph" w:styleId="5">
+    <w:name w:val="Body Text"/>
+    <w:basedOn w:val="1"/>
+    <w:qFormat/>
+    <w:uiPriority w:val="1"/>
+    <w:rPr>
+      <w:rFonts w:ascii="Arial" w:hAnsi="Arial" w:eastAsia="Arial" w:cs="Arial"/>
+      <w:sz w:val="20"/>
+      <w:szCs w:val="20"/>
+      <w:lang w:val="en-US" w:eastAsia="en-US" w:bidi="ar-SA"/>
+    </w:rPr>
+  </w:style>
+  <w:style w:type="character" w:styleId="6">
     <w:name w:val="Hyperlink"/>
-    <w:basedOn w:val="2"/>
+    <w:basedOn w:val="3"/>
     <w:unhideWhenUsed/>
     <w:qFormat/>
     <w:uiPriority w:val="99"/>
@@ -6212,9 +6427,9 @@
       </w14:textFill>
     </w:rPr>
   </w:style>
-  <w:style w:type="character" w:customStyle="1" w:styleId="5">
+  <w:style w:type="character" w:customStyle="1" w:styleId="7">
     <w:name w:val="Unresolved Mention"/>
-    <w:basedOn w:val="2"/>
+    <w:basedOn w:val="3"/>
     <w:semiHidden/>
     <w:unhideWhenUsed/>
     <w:qFormat/>
@@ -6224,7 +6439,7 @@
       <w:shd w:val="clear" w:color="auto" w:fill="E1DFDD"/>
     </w:rPr>
   </w:style>
-  <w:style w:type="paragraph" w:styleId="6">
+  <w:style w:type="paragraph" w:styleId="8">
     <w:name w:val="List Paragraph"/>
     <w:basedOn w:val="1"/>
     <w:qFormat/>
